--- a/《白蛇之旅》音效与背景说明文档.docx
+++ b/《白蛇之旅》音效与背景说明文档.docx
@@ -1215,6 +1215,46 @@
           <w:ilvl w:val="0"/>
           <w:numId w:val="0"/>
         </w:numPr>
+        <w:pBdr>
+          <w:top w:val="none" w:color="auto" w:sz="0" w:space="0"/>
+          <w:left w:val="none" w:color="auto" w:sz="0" w:space="0"/>
+          <w:bottom w:val="none" w:color="auto" w:sz="0" w:space="0"/>
+          <w:right w:val="none" w:color="auto" w:sz="0" w:space="0"/>
+        </w:pBdr>
+        <w:spacing w:line="240" w:lineRule="auto"/>
+        <w:jc w:val="both"/>
+        <w:rPr>
+          <w:rFonts w:hint="eastAsia" w:ascii="宋体" w:hAnsi="宋体" w:eastAsia="宋体"/>
+          <w:b/>
+          <w:bCs/>
+          <w:color w:val="7EC836"/>
+          <w:sz w:val="21"/>
+          <w:szCs w:val="21"/>
+          <w:lang w:val="en-US" w:eastAsia="zh-CN"/>
+        </w:rPr>
+      </w:pPr>
+      <w:r>
+        <w:rPr>
+          <w:rFonts w:hint="eastAsia" w:ascii="宋体" w:hAnsi="宋体" w:eastAsia="宋体"/>
+          <w:b/>
+          <w:bCs/>
+          <w:color w:val="7030A0"/>
+          <w:sz w:val="20"/>
+          <w:szCs w:val="20"/>
+          <w:highlight w:val="yellow"/>
+          <w:lang w:val="en-US" w:eastAsia="zh-CN"/>
+        </w:rPr>
+        <w:t>（展示bg 24）</w:t>
+      </w:r>
+    </w:p>
+    <w:p>
+      <w:pPr>
+        <w:pStyle w:val="10"/>
+        <w:widowControl/>
+        <w:numPr>
+          <w:ilvl w:val="0"/>
+          <w:numId w:val="0"/>
+        </w:numPr>
         <w:spacing w:line="240" w:lineRule="auto"/>
         <w:jc w:val="left"/>
         <w:rPr>
@@ -14639,22 +14679,22 @@
         <w:jc w:val="center"/>
         <w:rPr>
           <w:rFonts w:hint="eastAsia" w:ascii="宋体" w:hAnsi="宋体" w:eastAsia="宋体"/>
-          <w:b w:val="0"/>
-          <w:bCs w:val="0"/>
-          <w:sz w:val="21"/>
-          <w:szCs w:val="21"/>
-          <w:lang w:val="en-US" w:eastAsia="zh-CN"/>
-        </w:rPr>
-      </w:pPr>
-      <w:r>
-        <w:rPr>
-          <w:rFonts w:hint="eastAsia" w:ascii="宋体" w:hAnsi="宋体" w:eastAsia="宋体"/>
           <w:b/>
           <w:bCs/>
           <w:sz w:val="21"/>
           <w:szCs w:val="21"/>
           <w:lang w:val="en-US" w:eastAsia="zh-CN"/>
         </w:rPr>
+      </w:pPr>
+      <w:r>
+        <w:rPr>
+          <w:rFonts w:hint="eastAsia" w:ascii="宋体" w:hAnsi="宋体" w:eastAsia="宋体"/>
+          <w:b/>
+          <w:bCs/>
+          <w:sz w:val="21"/>
+          <w:szCs w:val="21"/>
+          <w:lang w:val="en-US" w:eastAsia="zh-CN"/>
+        </w:rPr>
         <w:t>《第一章：我是谁？》</w:t>
       </w:r>
     </w:p>
@@ -14666,6 +14706,45 @@
           <w:ilvl w:val="0"/>
           <w:numId w:val="0"/>
         </w:numPr>
+        <w:pBdr>
+          <w:top w:val="none" w:color="auto" w:sz="0" w:space="0"/>
+          <w:left w:val="none" w:color="auto" w:sz="0" w:space="0"/>
+          <w:bottom w:val="none" w:color="auto" w:sz="0" w:space="0"/>
+          <w:right w:val="none" w:color="auto" w:sz="0" w:space="0"/>
+        </w:pBdr>
+        <w:spacing w:line="240" w:lineRule="auto"/>
+        <w:jc w:val="both"/>
+        <w:rPr>
+          <w:rFonts w:hint="eastAsia" w:ascii="宋体" w:hAnsi="宋体" w:eastAsia="宋体"/>
+          <w:b/>
+          <w:bCs/>
+          <w:sz w:val="21"/>
+          <w:szCs w:val="21"/>
+          <w:lang w:val="en-US" w:eastAsia="zh-CN"/>
+        </w:rPr>
+      </w:pPr>
+      <w:r>
+        <w:rPr>
+          <w:rFonts w:hint="eastAsia" w:ascii="宋体" w:hAnsi="宋体" w:eastAsia="宋体"/>
+          <w:b/>
+          <w:bCs/>
+          <w:color w:val="7030A0"/>
+          <w:sz w:val="20"/>
+          <w:szCs w:val="20"/>
+          <w:highlight w:val="yellow"/>
+          <w:lang w:val="en-US" w:eastAsia="zh-CN"/>
+        </w:rPr>
+        <w:t>（展示bg 4.1）</w:t>
+      </w:r>
+    </w:p>
+    <w:p>
+      <w:pPr>
+        <w:pStyle w:val="10"/>
+        <w:widowControl/>
+        <w:numPr>
+          <w:ilvl w:val="0"/>
+          <w:numId w:val="0"/>
+        </w:numPr>
         <w:spacing w:line="240" w:lineRule="auto"/>
         <w:jc w:val="left"/>
         <w:rPr>
@@ -14821,6 +14900,46 @@
           <w:lang w:val="en-US" w:eastAsia="zh-CN"/>
         </w:rPr>
         <w:t>小白：阿宣？</w:t>
+      </w:r>
+    </w:p>
+    <w:p>
+      <w:pPr>
+        <w:pStyle w:val="10"/>
+        <w:widowControl/>
+        <w:numPr>
+          <w:ilvl w:val="0"/>
+          <w:numId w:val="0"/>
+        </w:numPr>
+        <w:pBdr>
+          <w:top w:val="none" w:color="auto" w:sz="0" w:space="0"/>
+          <w:left w:val="none" w:color="auto" w:sz="0" w:space="0"/>
+          <w:bottom w:val="none" w:color="auto" w:sz="0" w:space="0"/>
+          <w:right w:val="none" w:color="auto" w:sz="0" w:space="0"/>
+        </w:pBdr>
+        <w:spacing w:line="240" w:lineRule="auto"/>
+        <w:jc w:val="both"/>
+        <w:rPr>
+          <w:rFonts w:hint="eastAsia" w:ascii="宋体" w:hAnsi="宋体" w:eastAsia="宋体"/>
+          <w:b w:val="0"/>
+          <w:bCs w:val="0"/>
+          <w:color w:val="auto"/>
+          <w:sz w:val="21"/>
+          <w:szCs w:val="21"/>
+          <w:lang w:val="en-US" w:eastAsia="zh-CN"/>
+        </w:rPr>
+      </w:pPr>
+      <w:r>
+        <w:rPr>
+          <w:rFonts w:hint="eastAsia" w:ascii="宋体" w:hAnsi="宋体" w:eastAsia="宋体"/>
+          <w:b/>
+          <w:bCs/>
+          <w:color w:val="7030A0"/>
+          <w:sz w:val="20"/>
+          <w:szCs w:val="20"/>
+          <w:highlight w:val="yellow"/>
+          <w:lang w:val="en-US" w:eastAsia="zh-CN"/>
+        </w:rPr>
+        <w:t>（展示bg 3）</w:t>
       </w:r>
     </w:p>
     <w:p>
@@ -15556,18 +15675,37 @@
           <w:ilvl w:val="0"/>
           <w:numId w:val="0"/>
         </w:numPr>
-        <w:spacing w:line="240" w:lineRule="auto"/>
-        <w:jc w:val="left"/>
-        <w:rPr>
-          <w:rFonts w:hint="default" w:ascii="宋体" w:hAnsi="宋体" w:eastAsia="宋体"/>
-          <w:b w:val="0"/>
-          <w:bCs w:val="0"/>
-          <w:color w:val="auto"/>
-          <w:sz w:val="21"/>
-          <w:szCs w:val="21"/>
-          <w:lang w:val="en-US" w:eastAsia="zh-CN"/>
-        </w:rPr>
-      </w:pPr>
+        <w:pBdr>
+          <w:top w:val="none" w:color="auto" w:sz="0" w:space="0"/>
+          <w:left w:val="none" w:color="auto" w:sz="0" w:space="0"/>
+          <w:bottom w:val="none" w:color="auto" w:sz="0" w:space="0"/>
+          <w:right w:val="none" w:color="auto" w:sz="0" w:space="0"/>
+        </w:pBdr>
+        <w:spacing w:line="240" w:lineRule="auto"/>
+        <w:jc w:val="both"/>
+        <w:rPr>
+          <w:rFonts w:hint="default" w:ascii="宋体" w:hAnsi="宋体" w:eastAsia="宋体"/>
+          <w:b w:val="0"/>
+          <w:bCs w:val="0"/>
+          <w:color w:val="auto"/>
+          <w:sz w:val="21"/>
+          <w:szCs w:val="21"/>
+          <w:lang w:val="en-US" w:eastAsia="zh-CN"/>
+        </w:rPr>
+      </w:pPr>
+      <w:r>
+        <w:rPr>
+          <w:rFonts w:hint="eastAsia" w:ascii="宋体" w:hAnsi="宋体" w:eastAsia="宋体"/>
+          <w:b/>
+          <w:bCs/>
+          <w:color w:val="7030A0"/>
+          <w:sz w:val="20"/>
+          <w:szCs w:val="20"/>
+          <w:highlight w:val="yellow"/>
+          <w:lang w:val="en-US" w:eastAsia="zh-CN"/>
+        </w:rPr>
+        <w:t>（展示bg 5）</w:t>
+      </w:r>
     </w:p>
     <w:p>
       <w:pPr>
@@ -16338,105 +16476,135 @@
           <w:ilvl w:val="0"/>
           <w:numId w:val="0"/>
         </w:numPr>
-        <w:spacing w:line="240" w:lineRule="auto"/>
-        <w:jc w:val="left"/>
-        <w:rPr>
-          <w:rFonts w:hint="eastAsia" w:ascii="宋体" w:hAnsi="宋体" w:eastAsia="宋体"/>
-          <w:b w:val="0"/>
-          <w:bCs w:val="0"/>
-          <w:color w:val="auto"/>
-          <w:sz w:val="21"/>
-          <w:szCs w:val="21"/>
-          <w:lang w:val="en-US" w:eastAsia="zh-CN"/>
-        </w:rPr>
-      </w:pPr>
-      <w:r>
-        <w:rPr>
-          <w:rFonts w:hint="eastAsia" w:ascii="宋体" w:hAnsi="宋体" w:eastAsia="宋体"/>
-          <w:b w:val="0"/>
-          <w:bCs w:val="0"/>
-          <w:color w:val="auto"/>
-          <w:sz w:val="21"/>
-          <w:szCs w:val="21"/>
-          <w:lang w:val="en-US" w:eastAsia="zh-CN"/>
-        </w:rPr>
-        <w:t>山顶的秀丽景色让你十分沉醉。你来到了你醒来的地方，突然一段记忆涌入你的脑海。</w:t>
-      </w:r>
-    </w:p>
-    <w:p>
-      <w:pPr>
-        <w:pStyle w:val="10"/>
-        <w:widowControl/>
-        <w:numPr>
-          <w:ilvl w:val="0"/>
-          <w:numId w:val="0"/>
-        </w:numPr>
-        <w:spacing w:line="240" w:lineRule="auto"/>
-        <w:jc w:val="left"/>
-        <w:rPr>
-          <w:rFonts w:hint="default" w:ascii="宋体" w:hAnsi="宋体" w:eastAsia="宋体"/>
-          <w:b w:val="0"/>
-          <w:bCs w:val="0"/>
-          <w:color w:val="auto"/>
-          <w:sz w:val="21"/>
-          <w:szCs w:val="21"/>
-          <w:lang w:val="en-US" w:eastAsia="zh-CN"/>
-        </w:rPr>
-      </w:pPr>
-      <w:r>
-        <w:rPr>
-          <w:rFonts w:hint="eastAsia" w:ascii="宋体" w:hAnsi="宋体" w:eastAsia="宋体"/>
-          <w:b w:val="0"/>
-          <w:bCs w:val="0"/>
-          <w:color w:val="auto"/>
-          <w:sz w:val="21"/>
-          <w:szCs w:val="21"/>
-          <w:lang w:val="en-US" w:eastAsia="zh-CN"/>
-        </w:rPr>
-        <w:t>终于，你想起了你是谁。思绪跟随记忆回到了之前。</w:t>
-      </w:r>
-    </w:p>
-    <w:p>
-      <w:pPr>
-        <w:pStyle w:val="10"/>
-        <w:widowControl/>
-        <w:numPr>
-          <w:ilvl w:val="0"/>
-          <w:numId w:val="0"/>
-        </w:numPr>
-        <w:spacing w:line="240" w:lineRule="auto"/>
-        <w:jc w:val="left"/>
-        <w:rPr>
-          <w:rFonts w:hint="eastAsia" w:ascii="宋体" w:hAnsi="宋体" w:eastAsia="宋体"/>
-          <w:b w:val="0"/>
-          <w:bCs w:val="0"/>
-          <w:color w:val="auto"/>
-          <w:sz w:val="21"/>
-          <w:szCs w:val="21"/>
-          <w:lang w:val="en-US" w:eastAsia="zh-CN"/>
-        </w:rPr>
-      </w:pPr>
-    </w:p>
-    <w:p>
-      <w:pPr>
-        <w:pStyle w:val="10"/>
-        <w:widowControl/>
-        <w:numPr>
-          <w:ilvl w:val="0"/>
-          <w:numId w:val="0"/>
-        </w:numPr>
-        <w:spacing w:line="240" w:lineRule="auto"/>
-        <w:jc w:val="center"/>
+        <w:pBdr>
+          <w:top w:val="none" w:color="auto" w:sz="0" w:space="0"/>
+          <w:left w:val="none" w:color="auto" w:sz="0" w:space="0"/>
+          <w:bottom w:val="none" w:color="auto" w:sz="0" w:space="0"/>
+          <w:right w:val="none" w:color="auto" w:sz="0" w:space="0"/>
+        </w:pBdr>
+        <w:spacing w:line="240" w:lineRule="auto"/>
+        <w:jc w:val="both"/>
+        <w:rPr>
+          <w:rFonts w:hint="eastAsia" w:ascii="宋体" w:hAnsi="宋体" w:eastAsia="宋体"/>
+          <w:b w:val="0"/>
+          <w:bCs w:val="0"/>
+          <w:color w:val="auto"/>
+          <w:sz w:val="21"/>
+          <w:szCs w:val="21"/>
+          <w:lang w:val="en-US" w:eastAsia="zh-CN"/>
+        </w:rPr>
+      </w:pPr>
+      <w:r>
         <w:rPr>
           <w:rFonts w:hint="eastAsia" w:ascii="宋体" w:hAnsi="宋体" w:eastAsia="宋体"/>
           <w:b/>
           <w:bCs/>
-          <w:sz w:val="21"/>
-          <w:szCs w:val="21"/>
-          <w:lang w:val="en-US" w:eastAsia="zh-CN"/>
-        </w:rPr>
-      </w:pPr>
-      <w:r>
+          <w:color w:val="7030A0"/>
+          <w:sz w:val="20"/>
+          <w:szCs w:val="20"/>
+          <w:highlight w:val="yellow"/>
+          <w:lang w:val="en-US" w:eastAsia="zh-CN"/>
+        </w:rPr>
+        <w:t>（展示bg 25）</w:t>
+      </w:r>
+    </w:p>
+    <w:p>
+      <w:pPr>
+        <w:pStyle w:val="10"/>
+        <w:widowControl/>
+        <w:numPr>
+          <w:ilvl w:val="0"/>
+          <w:numId w:val="0"/>
+        </w:numPr>
+        <w:spacing w:line="240" w:lineRule="auto"/>
+        <w:jc w:val="left"/>
+        <w:rPr>
+          <w:rFonts w:hint="eastAsia" w:ascii="宋体" w:hAnsi="宋体" w:eastAsia="宋体"/>
+          <w:b w:val="0"/>
+          <w:bCs w:val="0"/>
+          <w:color w:val="auto"/>
+          <w:sz w:val="21"/>
+          <w:szCs w:val="21"/>
+          <w:lang w:val="en-US" w:eastAsia="zh-CN"/>
+        </w:rPr>
+      </w:pPr>
+      <w:r>
+        <w:rPr>
+          <w:rFonts w:hint="eastAsia" w:ascii="宋体" w:hAnsi="宋体" w:eastAsia="宋体"/>
+          <w:b w:val="0"/>
+          <w:bCs w:val="0"/>
+          <w:color w:val="auto"/>
+          <w:sz w:val="21"/>
+          <w:szCs w:val="21"/>
+          <w:lang w:val="en-US" w:eastAsia="zh-CN"/>
+        </w:rPr>
+        <w:t>山顶的秀丽景色让你十分沉醉。你来到了你醒来的地方，突然一段记忆涌入你的脑海。</w:t>
+      </w:r>
+    </w:p>
+    <w:p>
+      <w:pPr>
+        <w:pStyle w:val="10"/>
+        <w:widowControl/>
+        <w:numPr>
+          <w:ilvl w:val="0"/>
+          <w:numId w:val="0"/>
+        </w:numPr>
+        <w:spacing w:line="240" w:lineRule="auto"/>
+        <w:jc w:val="left"/>
+        <w:rPr>
+          <w:rFonts w:hint="default" w:ascii="宋体" w:hAnsi="宋体" w:eastAsia="宋体"/>
+          <w:b w:val="0"/>
+          <w:bCs w:val="0"/>
+          <w:color w:val="auto"/>
+          <w:sz w:val="21"/>
+          <w:szCs w:val="21"/>
+          <w:lang w:val="en-US" w:eastAsia="zh-CN"/>
+        </w:rPr>
+      </w:pPr>
+      <w:r>
+        <w:rPr>
+          <w:rFonts w:hint="eastAsia" w:ascii="宋体" w:hAnsi="宋体" w:eastAsia="宋体"/>
+          <w:b w:val="0"/>
+          <w:bCs w:val="0"/>
+          <w:color w:val="auto"/>
+          <w:sz w:val="21"/>
+          <w:szCs w:val="21"/>
+          <w:lang w:val="en-US" w:eastAsia="zh-CN"/>
+        </w:rPr>
+        <w:t>终于，你想起了你是谁。思绪跟随记忆回到了之前。</w:t>
+      </w:r>
+    </w:p>
+    <w:p>
+      <w:pPr>
+        <w:pStyle w:val="10"/>
+        <w:widowControl/>
+        <w:numPr>
+          <w:ilvl w:val="0"/>
+          <w:numId w:val="0"/>
+        </w:numPr>
+        <w:spacing w:line="240" w:lineRule="auto"/>
+        <w:jc w:val="left"/>
+        <w:rPr>
+          <w:rFonts w:hint="eastAsia" w:ascii="宋体" w:hAnsi="宋体" w:eastAsia="宋体"/>
+          <w:b w:val="0"/>
+          <w:bCs w:val="0"/>
+          <w:color w:val="auto"/>
+          <w:sz w:val="21"/>
+          <w:szCs w:val="21"/>
+          <w:lang w:val="en-US" w:eastAsia="zh-CN"/>
+        </w:rPr>
+      </w:pPr>
+    </w:p>
+    <w:p>
+      <w:pPr>
+        <w:pStyle w:val="10"/>
+        <w:widowControl/>
+        <w:numPr>
+          <w:ilvl w:val="0"/>
+          <w:numId w:val="0"/>
+        </w:numPr>
+        <w:spacing w:line="240" w:lineRule="auto"/>
+        <w:jc w:val="center"/>
         <w:rPr>
           <w:rFonts w:hint="eastAsia" w:ascii="宋体" w:hAnsi="宋体" w:eastAsia="宋体"/>
           <w:b/>
@@ -16445,6 +16613,16 @@
           <w:szCs w:val="21"/>
           <w:lang w:val="en-US" w:eastAsia="zh-CN"/>
         </w:rPr>
+      </w:pPr>
+      <w:r>
+        <w:rPr>
+          <w:rFonts w:hint="eastAsia" w:ascii="宋体" w:hAnsi="宋体" w:eastAsia="宋体"/>
+          <w:b/>
+          <w:bCs/>
+          <w:sz w:val="21"/>
+          <w:szCs w:val="21"/>
+          <w:lang w:val="en-US" w:eastAsia="zh-CN"/>
+        </w:rPr>
         <w:t>《第二章：宝青？》</w:t>
       </w:r>
     </w:p>
@@ -16456,6 +16634,45 @@
           <w:ilvl w:val="0"/>
           <w:numId w:val="0"/>
         </w:numPr>
+        <w:pBdr>
+          <w:top w:val="none" w:color="auto" w:sz="0" w:space="0"/>
+          <w:left w:val="none" w:color="auto" w:sz="0" w:space="0"/>
+          <w:bottom w:val="none" w:color="auto" w:sz="0" w:space="0"/>
+          <w:right w:val="none" w:color="auto" w:sz="0" w:space="0"/>
+        </w:pBdr>
+        <w:spacing w:line="240" w:lineRule="auto"/>
+        <w:jc w:val="both"/>
+        <w:rPr>
+          <w:rFonts w:hint="eastAsia" w:ascii="宋体" w:hAnsi="宋体" w:eastAsia="宋体"/>
+          <w:b/>
+          <w:bCs/>
+          <w:sz w:val="21"/>
+          <w:szCs w:val="21"/>
+          <w:lang w:val="en-US" w:eastAsia="zh-CN"/>
+        </w:rPr>
+      </w:pPr>
+      <w:r>
+        <w:rPr>
+          <w:rFonts w:hint="eastAsia" w:ascii="宋体" w:hAnsi="宋体" w:eastAsia="宋体"/>
+          <w:b/>
+          <w:bCs/>
+          <w:color w:val="7030A0"/>
+          <w:sz w:val="20"/>
+          <w:szCs w:val="20"/>
+          <w:highlight w:val="yellow"/>
+          <w:lang w:val="en-US" w:eastAsia="zh-CN"/>
+        </w:rPr>
+        <w:t>（展示bg 26）</w:t>
+      </w:r>
+    </w:p>
+    <w:p>
+      <w:pPr>
+        <w:pStyle w:val="10"/>
+        <w:widowControl/>
+        <w:numPr>
+          <w:ilvl w:val="0"/>
+          <w:numId w:val="0"/>
+        </w:numPr>
         <w:spacing w:line="240" w:lineRule="auto"/>
         <w:jc w:val="left"/>
         <w:rPr>
@@ -16545,6 +16762,46 @@
           <w:lang w:val="en-US" w:eastAsia="zh-CN"/>
         </w:rPr>
         <w:t>此刻，你正在国师乘坐的渡船上，伪装成侍卫，伺机刺杀国师。</w:t>
+      </w:r>
+    </w:p>
+    <w:p>
+      <w:pPr>
+        <w:pStyle w:val="10"/>
+        <w:widowControl/>
+        <w:numPr>
+          <w:ilvl w:val="0"/>
+          <w:numId w:val="0"/>
+        </w:numPr>
+        <w:pBdr>
+          <w:top w:val="none" w:color="auto" w:sz="0" w:space="0"/>
+          <w:left w:val="none" w:color="auto" w:sz="0" w:space="0"/>
+          <w:bottom w:val="none" w:color="auto" w:sz="0" w:space="0"/>
+          <w:right w:val="none" w:color="auto" w:sz="0" w:space="0"/>
+        </w:pBdr>
+        <w:spacing w:line="240" w:lineRule="auto"/>
+        <w:jc w:val="both"/>
+        <w:rPr>
+          <w:rFonts w:hint="eastAsia" w:ascii="宋体" w:hAnsi="宋体" w:eastAsia="宋体"/>
+          <w:b w:val="0"/>
+          <w:bCs w:val="0"/>
+          <w:color w:val="auto"/>
+          <w:sz w:val="21"/>
+          <w:szCs w:val="21"/>
+          <w:lang w:val="en-US" w:eastAsia="zh-CN"/>
+        </w:rPr>
+      </w:pPr>
+      <w:r>
+        <w:rPr>
+          <w:rFonts w:hint="eastAsia" w:ascii="宋体" w:hAnsi="宋体" w:eastAsia="宋体"/>
+          <w:b/>
+          <w:bCs/>
+          <w:color w:val="7030A0"/>
+          <w:sz w:val="20"/>
+          <w:szCs w:val="20"/>
+          <w:highlight w:val="yellow"/>
+          <w:lang w:val="en-US" w:eastAsia="zh-CN"/>
+        </w:rPr>
+        <w:t>（展示bg 27）</w:t>
       </w:r>
     </w:p>
     <w:p>
@@ -16785,17 +17042,36 @@
           <w:ilvl w:val="0"/>
           <w:numId w:val="0"/>
         </w:numPr>
-        <w:spacing w:line="240" w:lineRule="auto"/>
-        <w:jc w:val="left"/>
-        <w:rPr>
-          <w:rFonts w:hint="eastAsia" w:ascii="宋体" w:hAnsi="宋体" w:eastAsia="宋体"/>
-          <w:b w:val="0"/>
-          <w:bCs w:val="0"/>
-          <w:sz w:val="21"/>
-          <w:szCs w:val="21"/>
-          <w:lang w:val="en-US" w:eastAsia="zh-CN"/>
-        </w:rPr>
-      </w:pPr>
+        <w:pBdr>
+          <w:top w:val="none" w:color="auto" w:sz="0" w:space="0"/>
+          <w:left w:val="none" w:color="auto" w:sz="0" w:space="0"/>
+          <w:bottom w:val="none" w:color="auto" w:sz="0" w:space="0"/>
+          <w:right w:val="none" w:color="auto" w:sz="0" w:space="0"/>
+        </w:pBdr>
+        <w:spacing w:line="240" w:lineRule="auto"/>
+        <w:jc w:val="both"/>
+        <w:rPr>
+          <w:rFonts w:hint="eastAsia" w:ascii="宋体" w:hAnsi="宋体" w:eastAsia="宋体"/>
+          <w:b w:val="0"/>
+          <w:bCs w:val="0"/>
+          <w:sz w:val="21"/>
+          <w:szCs w:val="21"/>
+          <w:lang w:val="en-US" w:eastAsia="zh-CN"/>
+        </w:rPr>
+      </w:pPr>
+      <w:r>
+        <w:rPr>
+          <w:rFonts w:hint="eastAsia" w:ascii="宋体" w:hAnsi="宋体" w:eastAsia="宋体"/>
+          <w:b/>
+          <w:bCs/>
+          <w:color w:val="7030A0"/>
+          <w:sz w:val="20"/>
+          <w:szCs w:val="20"/>
+          <w:highlight w:val="yellow"/>
+          <w:lang w:val="en-US" w:eastAsia="zh-CN"/>
+        </w:rPr>
+        <w:t>（展示bg 4）</w:t>
+      </w:r>
     </w:p>
     <w:p>
       <w:pPr>
@@ -17133,17 +17409,36 @@
           <w:ilvl w:val="0"/>
           <w:numId w:val="0"/>
         </w:numPr>
-        <w:spacing w:line="240" w:lineRule="auto"/>
-        <w:jc w:val="left"/>
-        <w:rPr>
-          <w:rFonts w:hint="eastAsia" w:ascii="宋体" w:hAnsi="宋体" w:eastAsia="宋体"/>
-          <w:b w:val="0"/>
-          <w:bCs w:val="0"/>
-          <w:sz w:val="21"/>
-          <w:szCs w:val="21"/>
-          <w:lang w:val="en-US" w:eastAsia="zh-CN"/>
-        </w:rPr>
-      </w:pPr>
+        <w:pBdr>
+          <w:top w:val="none" w:color="auto" w:sz="0" w:space="0"/>
+          <w:left w:val="none" w:color="auto" w:sz="0" w:space="0"/>
+          <w:bottom w:val="none" w:color="auto" w:sz="0" w:space="0"/>
+          <w:right w:val="none" w:color="auto" w:sz="0" w:space="0"/>
+        </w:pBdr>
+        <w:spacing w:line="240" w:lineRule="auto"/>
+        <w:jc w:val="both"/>
+        <w:rPr>
+          <w:rFonts w:hint="eastAsia" w:ascii="宋体" w:hAnsi="宋体" w:eastAsia="宋体"/>
+          <w:b w:val="0"/>
+          <w:bCs w:val="0"/>
+          <w:sz w:val="21"/>
+          <w:szCs w:val="21"/>
+          <w:lang w:val="en-US" w:eastAsia="zh-CN"/>
+        </w:rPr>
+      </w:pPr>
+      <w:r>
+        <w:rPr>
+          <w:rFonts w:hint="eastAsia" w:ascii="宋体" w:hAnsi="宋体" w:eastAsia="宋体"/>
+          <w:b/>
+          <w:bCs/>
+          <w:color w:val="7030A0"/>
+          <w:sz w:val="20"/>
+          <w:szCs w:val="20"/>
+          <w:highlight w:val="yellow"/>
+          <w:lang w:val="en-US" w:eastAsia="zh-CN"/>
+        </w:rPr>
+        <w:t>（bg 5 + 上一层展示yuchai.png）</w:t>
+      </w:r>
     </w:p>
     <w:p>
       <w:pPr>
@@ -17439,6 +17734,45 @@
           <w:ilvl w:val="0"/>
           <w:numId w:val="0"/>
         </w:numPr>
+        <w:pBdr>
+          <w:top w:val="none" w:color="auto" w:sz="0" w:space="0"/>
+          <w:left w:val="none" w:color="auto" w:sz="0" w:space="0"/>
+          <w:bottom w:val="none" w:color="auto" w:sz="0" w:space="0"/>
+          <w:right w:val="none" w:color="auto" w:sz="0" w:space="0"/>
+        </w:pBdr>
+        <w:spacing w:line="240" w:lineRule="auto"/>
+        <w:jc w:val="both"/>
+        <w:rPr>
+          <w:rFonts w:hint="eastAsia" w:ascii="宋体" w:hAnsi="宋体" w:eastAsia="宋体"/>
+          <w:b w:val="0"/>
+          <w:bCs w:val="0"/>
+          <w:sz w:val="21"/>
+          <w:szCs w:val="21"/>
+          <w:lang w:val="en-US" w:eastAsia="zh-CN"/>
+        </w:rPr>
+      </w:pPr>
+      <w:r>
+        <w:rPr>
+          <w:rFonts w:hint="eastAsia" w:ascii="宋体" w:hAnsi="宋体" w:eastAsia="宋体"/>
+          <w:b/>
+          <w:bCs/>
+          <w:color w:val="7030A0"/>
+          <w:sz w:val="20"/>
+          <w:szCs w:val="20"/>
+          <w:highlight w:val="yellow"/>
+          <w:lang w:val="en-US" w:eastAsia="zh-CN"/>
+        </w:rPr>
+        <w:t>（展示bg 6）</w:t>
+      </w:r>
+    </w:p>
+    <w:p>
+      <w:pPr>
+        <w:pStyle w:val="10"/>
+        <w:widowControl/>
+        <w:numPr>
+          <w:ilvl w:val="0"/>
+          <w:numId w:val="0"/>
+        </w:numPr>
         <w:spacing w:line="240" w:lineRule="auto"/>
         <w:jc w:val="left"/>
         <w:rPr>
@@ -17646,6 +17980,45 @@
           <w:lang w:val="en-US" w:eastAsia="zh-CN"/>
         </w:rPr>
         <w:t>听着他的嗓音，你的心情也好了许多。</w:t>
+      </w:r>
+    </w:p>
+    <w:p>
+      <w:pPr>
+        <w:pStyle w:val="10"/>
+        <w:widowControl/>
+        <w:numPr>
+          <w:ilvl w:val="0"/>
+          <w:numId w:val="0"/>
+        </w:numPr>
+        <w:pBdr>
+          <w:top w:val="none" w:color="auto" w:sz="0" w:space="0"/>
+          <w:left w:val="none" w:color="auto" w:sz="0" w:space="0"/>
+          <w:bottom w:val="none" w:color="auto" w:sz="0" w:space="0"/>
+          <w:right w:val="none" w:color="auto" w:sz="0" w:space="0"/>
+        </w:pBdr>
+        <w:spacing w:line="240" w:lineRule="auto"/>
+        <w:jc w:val="both"/>
+        <w:rPr>
+          <w:rFonts w:hint="eastAsia" w:ascii="宋体" w:hAnsi="宋体" w:eastAsia="宋体"/>
+          <w:b w:val="0"/>
+          <w:bCs w:val="0"/>
+          <w:sz w:val="21"/>
+          <w:szCs w:val="21"/>
+          <w:lang w:val="en-US" w:eastAsia="zh-CN"/>
+        </w:rPr>
+      </w:pPr>
+      <w:r>
+        <w:rPr>
+          <w:rFonts w:hint="eastAsia" w:ascii="宋体" w:hAnsi="宋体" w:eastAsia="宋体"/>
+          <w:b/>
+          <w:bCs/>
+          <w:color w:val="7030A0"/>
+          <w:sz w:val="20"/>
+          <w:szCs w:val="20"/>
+          <w:highlight w:val="yellow"/>
+          <w:lang w:val="en-US" w:eastAsia="zh-CN"/>
+        </w:rPr>
+        <w:t>（展示bg 7）</w:t>
       </w:r>
     </w:p>
     <w:p>
@@ -17955,17 +18328,36 @@
           <w:ilvl w:val="0"/>
           <w:numId w:val="0"/>
         </w:numPr>
-        <w:spacing w:line="240" w:lineRule="auto"/>
-        <w:jc w:val="left"/>
-        <w:rPr>
-          <w:rFonts w:hint="default" w:ascii="宋体" w:hAnsi="宋体" w:eastAsia="宋体"/>
-          <w:b w:val="0"/>
-          <w:bCs w:val="0"/>
-          <w:sz w:val="21"/>
-          <w:szCs w:val="21"/>
-          <w:lang w:val="en-US" w:eastAsia="zh-CN"/>
-        </w:rPr>
-      </w:pPr>
+        <w:pBdr>
+          <w:top w:val="none" w:color="auto" w:sz="0" w:space="0"/>
+          <w:left w:val="none" w:color="auto" w:sz="0" w:space="0"/>
+          <w:bottom w:val="none" w:color="auto" w:sz="0" w:space="0"/>
+          <w:right w:val="none" w:color="auto" w:sz="0" w:space="0"/>
+        </w:pBdr>
+        <w:spacing w:line="240" w:lineRule="auto"/>
+        <w:jc w:val="both"/>
+        <w:rPr>
+          <w:rFonts w:hint="default" w:ascii="宋体" w:hAnsi="宋体" w:eastAsia="宋体"/>
+          <w:b w:val="0"/>
+          <w:bCs w:val="0"/>
+          <w:sz w:val="21"/>
+          <w:szCs w:val="21"/>
+          <w:lang w:val="en-US" w:eastAsia="zh-CN"/>
+        </w:rPr>
+      </w:pPr>
+      <w:r>
+        <w:rPr>
+          <w:rFonts w:hint="eastAsia" w:ascii="宋体" w:hAnsi="宋体" w:eastAsia="宋体"/>
+          <w:b/>
+          <w:bCs/>
+          <w:color w:val="7030A0"/>
+          <w:sz w:val="20"/>
+          <w:szCs w:val="20"/>
+          <w:highlight w:val="yellow"/>
+          <w:lang w:val="en-US" w:eastAsia="zh-CN"/>
+        </w:rPr>
+        <w:t>（展示bg 8）</w:t>
+      </w:r>
     </w:p>
     <w:p>
       <w:pPr>
@@ -18099,17 +18491,36 @@
           <w:ilvl w:val="0"/>
           <w:numId w:val="0"/>
         </w:numPr>
-        <w:spacing w:line="240" w:lineRule="auto"/>
-        <w:jc w:val="left"/>
-        <w:rPr>
-          <w:rFonts w:hint="eastAsia" w:ascii="宋体" w:hAnsi="宋体" w:eastAsia="宋体"/>
-          <w:b w:val="0"/>
-          <w:bCs w:val="0"/>
-          <w:sz w:val="21"/>
-          <w:szCs w:val="21"/>
-          <w:lang w:val="en-US" w:eastAsia="zh-CN"/>
-        </w:rPr>
-      </w:pPr>
+        <w:pBdr>
+          <w:top w:val="none" w:color="auto" w:sz="0" w:space="0"/>
+          <w:left w:val="none" w:color="auto" w:sz="0" w:space="0"/>
+          <w:bottom w:val="none" w:color="auto" w:sz="0" w:space="0"/>
+          <w:right w:val="none" w:color="auto" w:sz="0" w:space="0"/>
+        </w:pBdr>
+        <w:spacing w:line="240" w:lineRule="auto"/>
+        <w:jc w:val="both"/>
+        <w:rPr>
+          <w:rFonts w:hint="eastAsia" w:ascii="宋体" w:hAnsi="宋体" w:eastAsia="宋体"/>
+          <w:b w:val="0"/>
+          <w:bCs w:val="0"/>
+          <w:sz w:val="21"/>
+          <w:szCs w:val="21"/>
+          <w:lang w:val="en-US" w:eastAsia="zh-CN"/>
+        </w:rPr>
+      </w:pPr>
+      <w:r>
+        <w:rPr>
+          <w:rFonts w:hint="eastAsia" w:ascii="宋体" w:hAnsi="宋体" w:eastAsia="宋体"/>
+          <w:b/>
+          <w:bCs/>
+          <w:color w:val="7030A0"/>
+          <w:sz w:val="20"/>
+          <w:szCs w:val="20"/>
+          <w:highlight w:val="yellow"/>
+          <w:lang w:val="en-US" w:eastAsia="zh-CN"/>
+        </w:rPr>
+        <w:t>（展示bg 9）</w:t>
+      </w:r>
     </w:p>
     <w:p>
       <w:pPr>
@@ -19050,17 +19461,36 @@
           <w:ilvl w:val="0"/>
           <w:numId w:val="0"/>
         </w:numPr>
-        <w:spacing w:line="240" w:lineRule="auto"/>
-        <w:jc w:val="left"/>
-        <w:rPr>
-          <w:rFonts w:hint="eastAsia" w:ascii="宋体" w:hAnsi="宋体" w:eastAsia="宋体"/>
-          <w:b w:val="0"/>
-          <w:bCs w:val="0"/>
-          <w:sz w:val="21"/>
-          <w:szCs w:val="21"/>
-          <w:lang w:val="en-US" w:eastAsia="zh-CN"/>
-        </w:rPr>
-      </w:pPr>
+        <w:pBdr>
+          <w:top w:val="none" w:color="auto" w:sz="0" w:space="0"/>
+          <w:left w:val="none" w:color="auto" w:sz="0" w:space="0"/>
+          <w:bottom w:val="none" w:color="auto" w:sz="0" w:space="0"/>
+          <w:right w:val="none" w:color="auto" w:sz="0" w:space="0"/>
+        </w:pBdr>
+        <w:spacing w:line="240" w:lineRule="auto"/>
+        <w:jc w:val="both"/>
+        <w:rPr>
+          <w:rFonts w:hint="eastAsia" w:ascii="宋体" w:hAnsi="宋体" w:eastAsia="宋体"/>
+          <w:b w:val="0"/>
+          <w:bCs w:val="0"/>
+          <w:sz w:val="21"/>
+          <w:szCs w:val="21"/>
+          <w:lang w:val="en-US" w:eastAsia="zh-CN"/>
+        </w:rPr>
+      </w:pPr>
+      <w:r>
+        <w:rPr>
+          <w:rFonts w:hint="eastAsia" w:ascii="宋体" w:hAnsi="宋体" w:eastAsia="宋体"/>
+          <w:b/>
+          <w:bCs/>
+          <w:color w:val="7030A0"/>
+          <w:sz w:val="20"/>
+          <w:szCs w:val="20"/>
+          <w:highlight w:val="yellow"/>
+          <w:lang w:val="en-US" w:eastAsia="zh-CN"/>
+        </w:rPr>
+        <w:t>（展示bg 10）</w:t>
+      </w:r>
     </w:p>
     <w:p>
       <w:pPr>
@@ -20243,22 +20673,22 @@
         <w:jc w:val="center"/>
         <w:rPr>
           <w:rFonts w:hint="eastAsia" w:ascii="宋体" w:hAnsi="宋体" w:eastAsia="宋体"/>
-          <w:b w:val="0"/>
-          <w:bCs w:val="0"/>
-          <w:sz w:val="21"/>
-          <w:szCs w:val="21"/>
-          <w:lang w:val="en-US" w:eastAsia="zh-CN"/>
-        </w:rPr>
-      </w:pPr>
-      <w:r>
-        <w:rPr>
-          <w:rFonts w:hint="eastAsia" w:ascii="宋体" w:hAnsi="宋体" w:eastAsia="宋体"/>
           <w:b/>
           <w:bCs/>
           <w:sz w:val="21"/>
           <w:szCs w:val="21"/>
           <w:lang w:val="en-US" w:eastAsia="zh-CN"/>
         </w:rPr>
+      </w:pPr>
+      <w:r>
+        <w:rPr>
+          <w:rFonts w:hint="eastAsia" w:ascii="宋体" w:hAnsi="宋体" w:eastAsia="宋体"/>
+          <w:b/>
+          <w:bCs/>
+          <w:sz w:val="21"/>
+          <w:szCs w:val="21"/>
+          <w:lang w:val="en-US" w:eastAsia="zh-CN"/>
+        </w:rPr>
         <w:t>《第四章：地宫探秘》</w:t>
       </w:r>
     </w:p>
@@ -20270,6 +20700,45 @@
           <w:ilvl w:val="0"/>
           <w:numId w:val="0"/>
         </w:numPr>
+        <w:pBdr>
+          <w:top w:val="none" w:color="auto" w:sz="0" w:space="0"/>
+          <w:left w:val="none" w:color="auto" w:sz="0" w:space="0"/>
+          <w:bottom w:val="none" w:color="auto" w:sz="0" w:space="0"/>
+          <w:right w:val="none" w:color="auto" w:sz="0" w:space="0"/>
+        </w:pBdr>
+        <w:spacing w:line="240" w:lineRule="auto"/>
+        <w:jc w:val="both"/>
+        <w:rPr>
+          <w:rFonts w:hint="eastAsia" w:ascii="宋体" w:hAnsi="宋体" w:eastAsia="宋体"/>
+          <w:b/>
+          <w:bCs/>
+          <w:sz w:val="21"/>
+          <w:szCs w:val="21"/>
+          <w:lang w:val="en-US" w:eastAsia="zh-CN"/>
+        </w:rPr>
+      </w:pPr>
+      <w:r>
+        <w:rPr>
+          <w:rFonts w:hint="eastAsia" w:ascii="宋体" w:hAnsi="宋体" w:eastAsia="宋体"/>
+          <w:b/>
+          <w:bCs/>
+          <w:color w:val="7030A0"/>
+          <w:sz w:val="20"/>
+          <w:szCs w:val="20"/>
+          <w:highlight w:val="yellow"/>
+          <w:lang w:val="en-US" w:eastAsia="zh-CN"/>
+        </w:rPr>
+        <w:t>（展示bg 11）</w:t>
+      </w:r>
+    </w:p>
+    <w:p>
+      <w:pPr>
+        <w:pStyle w:val="10"/>
+        <w:widowControl/>
+        <w:numPr>
+          <w:ilvl w:val="0"/>
+          <w:numId w:val="0"/>
+        </w:numPr>
         <w:spacing w:line="240" w:lineRule="auto"/>
         <w:jc w:val="left"/>
         <w:rPr>
@@ -20487,17 +20956,36 @@
           <w:ilvl w:val="0"/>
           <w:numId w:val="0"/>
         </w:numPr>
-        <w:spacing w:line="240" w:lineRule="auto"/>
-        <w:jc w:val="left"/>
-        <w:rPr>
-          <w:rFonts w:hint="eastAsia" w:ascii="宋体" w:hAnsi="宋体" w:eastAsia="宋体"/>
-          <w:b w:val="0"/>
-          <w:bCs w:val="0"/>
-          <w:sz w:val="21"/>
-          <w:szCs w:val="21"/>
-          <w:lang w:val="en-US" w:eastAsia="zh-CN"/>
-        </w:rPr>
-      </w:pPr>
+        <w:pBdr>
+          <w:top w:val="none" w:color="auto" w:sz="0" w:space="0"/>
+          <w:left w:val="none" w:color="auto" w:sz="0" w:space="0"/>
+          <w:bottom w:val="none" w:color="auto" w:sz="0" w:space="0"/>
+          <w:right w:val="none" w:color="auto" w:sz="0" w:space="0"/>
+        </w:pBdr>
+        <w:spacing w:line="240" w:lineRule="auto"/>
+        <w:jc w:val="both"/>
+        <w:rPr>
+          <w:rFonts w:hint="eastAsia" w:ascii="宋体" w:hAnsi="宋体" w:eastAsia="宋体"/>
+          <w:b w:val="0"/>
+          <w:bCs w:val="0"/>
+          <w:sz w:val="21"/>
+          <w:szCs w:val="21"/>
+          <w:lang w:val="en-US" w:eastAsia="zh-CN"/>
+        </w:rPr>
+      </w:pPr>
+      <w:r>
+        <w:rPr>
+          <w:rFonts w:hint="eastAsia" w:ascii="宋体" w:hAnsi="宋体" w:eastAsia="宋体"/>
+          <w:b/>
+          <w:bCs/>
+          <w:color w:val="7030A0"/>
+          <w:sz w:val="20"/>
+          <w:szCs w:val="20"/>
+          <w:highlight w:val="yellow"/>
+          <w:lang w:val="en-US" w:eastAsia="zh-CN"/>
+        </w:rPr>
+        <w:t>（展示bg 12）</w:t>
+      </w:r>
     </w:p>
     <w:p>
       <w:pPr>
@@ -20643,6 +21131,45 @@
           <w:ilvl w:val="0"/>
           <w:numId w:val="0"/>
         </w:numPr>
+        <w:pBdr>
+          <w:top w:val="none" w:color="auto" w:sz="0" w:space="0"/>
+          <w:left w:val="none" w:color="auto" w:sz="0" w:space="0"/>
+          <w:bottom w:val="none" w:color="auto" w:sz="0" w:space="0"/>
+          <w:right w:val="none" w:color="auto" w:sz="0" w:space="0"/>
+        </w:pBdr>
+        <w:spacing w:line="240" w:lineRule="auto"/>
+        <w:jc w:val="both"/>
+        <w:rPr>
+          <w:rFonts w:hint="eastAsia" w:ascii="宋体" w:hAnsi="宋体" w:eastAsia="宋体"/>
+          <w:b w:val="0"/>
+          <w:bCs w:val="0"/>
+          <w:sz w:val="21"/>
+          <w:szCs w:val="21"/>
+          <w:lang w:val="en-US" w:eastAsia="zh-CN"/>
+        </w:rPr>
+      </w:pPr>
+      <w:r>
+        <w:rPr>
+          <w:rFonts w:hint="eastAsia" w:ascii="宋体" w:hAnsi="宋体" w:eastAsia="宋体"/>
+          <w:b/>
+          <w:bCs/>
+          <w:color w:val="7030A0"/>
+          <w:sz w:val="20"/>
+          <w:szCs w:val="20"/>
+          <w:highlight w:val="yellow"/>
+          <w:lang w:val="en-US" w:eastAsia="zh-CN"/>
+        </w:rPr>
+        <w:t>（展示bg 13）</w:t>
+      </w:r>
+    </w:p>
+    <w:p>
+      <w:pPr>
+        <w:pStyle w:val="10"/>
+        <w:widowControl/>
+        <w:numPr>
+          <w:ilvl w:val="0"/>
+          <w:numId w:val="0"/>
+        </w:numPr>
         <w:spacing w:line="240" w:lineRule="auto"/>
         <w:jc w:val="left"/>
         <w:rPr>
@@ -21017,6 +21544,45 @@
           <w:lang w:val="en-US" w:eastAsia="zh-CN"/>
         </w:rPr>
         <w:t>阿宣：天天诛妖除魔，逼我们捕蛇。天下已经乱成这样了，只看到越诛妖除魔，天下越乱。小白，无论怎样有我在。</w:t>
+      </w:r>
+    </w:p>
+    <w:p>
+      <w:pPr>
+        <w:pStyle w:val="10"/>
+        <w:widowControl/>
+        <w:numPr>
+          <w:ilvl w:val="0"/>
+          <w:numId w:val="0"/>
+        </w:numPr>
+        <w:pBdr>
+          <w:top w:val="none" w:color="auto" w:sz="0" w:space="0"/>
+          <w:left w:val="none" w:color="auto" w:sz="0" w:space="0"/>
+          <w:bottom w:val="none" w:color="auto" w:sz="0" w:space="0"/>
+          <w:right w:val="none" w:color="auto" w:sz="0" w:space="0"/>
+        </w:pBdr>
+        <w:spacing w:line="240" w:lineRule="auto"/>
+        <w:jc w:val="both"/>
+        <w:rPr>
+          <w:rFonts w:hint="eastAsia" w:ascii="宋体" w:hAnsi="宋体" w:eastAsia="宋体"/>
+          <w:b w:val="0"/>
+          <w:bCs w:val="0"/>
+          <w:sz w:val="21"/>
+          <w:szCs w:val="21"/>
+          <w:lang w:val="en-US" w:eastAsia="zh-CN"/>
+        </w:rPr>
+      </w:pPr>
+      <w:r>
+        <w:rPr>
+          <w:rFonts w:hint="eastAsia" w:ascii="宋体" w:hAnsi="宋体" w:eastAsia="宋体"/>
+          <w:b/>
+          <w:bCs/>
+          <w:color w:val="7030A0"/>
+          <w:sz w:val="20"/>
+          <w:szCs w:val="20"/>
+          <w:highlight w:val="yellow"/>
+          <w:lang w:val="en-US" w:eastAsia="zh-CN"/>
+        </w:rPr>
+        <w:t>（展示bg 14）</w:t>
       </w:r>
     </w:p>
     <w:p>
@@ -21738,15 +22304,6 @@
         <w:spacing w:line="240" w:lineRule="auto"/>
         <w:jc w:val="center"/>
         <w:rPr>
-          <w:rFonts w:hint="eastAsia"/>
-          <w:b w:val="0"/>
-          <w:bCs w:val="0"/>
-          <w:color w:val="auto"/>
-          <w:lang w:val="en-US" w:eastAsia="zh-CN"/>
-        </w:rPr>
-      </w:pPr>
-      <w:r>
-        <w:rPr>
           <w:rFonts w:hint="eastAsia" w:ascii="宋体" w:hAnsi="宋体" w:eastAsia="宋体"/>
           <w:b/>
           <w:bCs/>
@@ -21754,7 +22311,56 @@
           <w:szCs w:val="21"/>
           <w:lang w:val="en-US" w:eastAsia="zh-CN"/>
         </w:rPr>
+      </w:pPr>
+      <w:r>
+        <w:rPr>
+          <w:rFonts w:hint="eastAsia" w:ascii="宋体" w:hAnsi="宋体" w:eastAsia="宋体"/>
+          <w:b/>
+          <w:bCs/>
+          <w:sz w:val="21"/>
+          <w:szCs w:val="21"/>
+          <w:lang w:val="en-US" w:eastAsia="zh-CN"/>
+        </w:rPr>
         <w:t>《第五章：我变大了，也变强了》</w:t>
+      </w:r>
+    </w:p>
+    <w:p>
+      <w:pPr>
+        <w:pStyle w:val="10"/>
+        <w:widowControl/>
+        <w:numPr>
+          <w:ilvl w:val="0"/>
+          <w:numId w:val="0"/>
+        </w:numPr>
+        <w:pBdr>
+          <w:top w:val="none" w:color="auto" w:sz="0" w:space="0"/>
+          <w:left w:val="none" w:color="auto" w:sz="0" w:space="0"/>
+          <w:bottom w:val="none" w:color="auto" w:sz="0" w:space="0"/>
+          <w:right w:val="none" w:color="auto" w:sz="0" w:space="0"/>
+        </w:pBdr>
+        <w:spacing w:line="240" w:lineRule="auto"/>
+        <w:jc w:val="both"/>
+        <w:rPr>
+          <w:rFonts w:hint="eastAsia" w:ascii="宋体" w:hAnsi="宋体" w:eastAsia="宋体"/>
+          <w:b/>
+          <w:bCs/>
+          <w:sz w:val="21"/>
+          <w:szCs w:val="21"/>
+          <w:lang w:val="en-US" w:eastAsia="zh-CN"/>
+        </w:rPr>
+      </w:pPr>
+      <w:r>
+        <w:rPr>
+          <w:rFonts w:hint="eastAsia" w:ascii="宋体" w:hAnsi="宋体" w:eastAsia="宋体"/>
+          <w:b/>
+          <w:bCs/>
+          <w:color w:val="7030A0"/>
+          <w:sz w:val="20"/>
+          <w:szCs w:val="20"/>
+          <w:highlight w:val="yellow"/>
+          <w:lang w:val="en-US" w:eastAsia="zh-CN"/>
+        </w:rPr>
+        <w:t>（展示bg 8）</w:t>
       </w:r>
     </w:p>
     <w:p>
@@ -22435,15 +23041,20 @@
     </w:p>
     <w:p>
       <w:pPr>
-        <w:rPr>
-          <w:rFonts w:hint="default"/>
-          <w:b w:val="0"/>
-          <w:bCs w:val="0"/>
-          <w:color w:val="auto"/>
-          <w:lang w:val="en-US" w:eastAsia="zh-CN"/>
-        </w:rPr>
-      </w:pPr>
-      <w:r>
+        <w:pStyle w:val="10"/>
+        <w:widowControl/>
+        <w:numPr>
+          <w:ilvl w:val="0"/>
+          <w:numId w:val="0"/>
+        </w:numPr>
+        <w:pBdr>
+          <w:top w:val="none" w:color="auto" w:sz="0" w:space="0"/>
+          <w:left w:val="none" w:color="auto" w:sz="0" w:space="0"/>
+          <w:bottom w:val="none" w:color="auto" w:sz="0" w:space="0"/>
+          <w:right w:val="none" w:color="auto" w:sz="0" w:space="0"/>
+        </w:pBdr>
+        <w:spacing w:line="240" w:lineRule="auto"/>
+        <w:jc w:val="both"/>
         <w:rPr>
           <w:rFonts w:hint="eastAsia"/>
           <w:b w:val="0"/>
@@ -22451,192 +23062,63 @@
           <w:color w:val="auto"/>
           <w:lang w:val="en-US" w:eastAsia="zh-CN"/>
         </w:rPr>
-        <w:t>1.你知道他已经修为全废，无法反抗，你内心的善良告诉你不应该赶尽杀绝，于是你停止催动法宝，放他一命。但你由于吸收了大量的外来法力，导致你内息紊乱，不得不现出了原型，并且你的体型也在法力的加持下不断膨胀，挺起身子时超过了二十余米高的寺庙，甚至盘绕在了寺庙的废墟之上。</w:t>
-      </w:r>
-    </w:p>
-    <w:p>
-      <w:pPr>
-        <w:rPr>
-          <w:rFonts w:hint="eastAsia"/>
-          <w:b w:val="0"/>
-          <w:bCs w:val="0"/>
-          <w:color w:val="auto"/>
-          <w:lang w:val="en-US" w:eastAsia="zh-CN"/>
-        </w:rPr>
-      </w:pPr>
-      <w:r>
-        <w:rPr>
-          <w:rFonts w:hint="eastAsia"/>
-          <w:b w:val="0"/>
-          <w:bCs w:val="0"/>
-          <w:color w:val="auto"/>
-          <w:lang w:val="en-US" w:eastAsia="zh-CN"/>
-        </w:rPr>
-        <w:t>2.为了永决后患，你吸收了他的全部法力与精气，他一命呜呼，但你由于吸收了大量的外来法力，导致你内息紊乱，不得不现出了原型，并且你的体型也在法力的加持下不断膨胀，挺起身子时超过了二十余米高的寺庙，甚至盘绕在了寺庙的废墟之上。并且由于你过量使用玉钗，导致自己神志不清，你惊恐的发现自己不能随意控制自己的身体，大部分时间都只能靠本能行动。</w:t>
-      </w:r>
-    </w:p>
-    <w:p>
-      <w:pPr>
-        <w:rPr>
-          <w:rFonts w:hint="eastAsia"/>
-          <w:b w:val="0"/>
-          <w:bCs w:val="0"/>
-          <w:color w:val="auto"/>
-          <w:lang w:val="en-US" w:eastAsia="zh-CN"/>
-        </w:rPr>
-      </w:pPr>
-    </w:p>
-    <w:p>
-      <w:pPr>
-        <w:rPr>
-          <w:rFonts w:hint="eastAsia"/>
-          <w:b w:val="0"/>
-          <w:bCs w:val="0"/>
-          <w:color w:val="auto"/>
-          <w:lang w:val="en-US" w:eastAsia="zh-CN"/>
-        </w:rPr>
-      </w:pPr>
-      <w:r>
-        <w:rPr>
-          <w:rFonts w:hint="eastAsia"/>
-          <w:b w:val="0"/>
-          <w:bCs w:val="0"/>
-          <w:color w:val="auto"/>
-          <w:lang w:val="en-US" w:eastAsia="zh-CN"/>
-        </w:rPr>
-        <w:t>小青看出了你的状况不佳，于是为你带路，准备和即将来袭的国师决一死战，你们通过国师弟子知道了国师将会到捕蛇村的消息，便连忙赶了过去。</w:t>
-      </w:r>
-    </w:p>
-    <w:p>
-      <w:pPr>
-        <w:rPr>
-          <w:rFonts w:hint="eastAsia"/>
-          <w:b w:val="0"/>
-          <w:bCs w:val="0"/>
-          <w:color w:val="auto"/>
-          <w:lang w:val="en-US" w:eastAsia="zh-CN"/>
-        </w:rPr>
-      </w:pPr>
-      <w:r>
-        <w:rPr>
-          <w:rFonts w:hint="eastAsia"/>
-          <w:b w:val="0"/>
-          <w:bCs w:val="0"/>
-          <w:color w:val="auto"/>
-          <w:lang w:val="en-US" w:eastAsia="zh-CN"/>
-        </w:rPr>
-        <w:t>当你们来到了捕蛇村附近的峡谷，突然被出现的阿宣拦了下来，你和小青发现阿宣的屁股上长出来一条狗尾巴，这意味着他也变成了妖。</w:t>
-      </w:r>
-    </w:p>
-    <w:p>
-      <w:pPr>
-        <w:rPr>
-          <w:rFonts w:hint="default"/>
-          <w:b w:val="0"/>
-          <w:bCs w:val="0"/>
-          <w:color w:val="auto"/>
-          <w:lang w:val="en-US" w:eastAsia="zh-CN"/>
-        </w:rPr>
-      </w:pPr>
-      <w:r>
-        <w:rPr>
-          <w:rFonts w:hint="eastAsia"/>
-          <w:b w:val="0"/>
-          <w:bCs w:val="0"/>
-          <w:color w:val="auto"/>
-          <w:lang w:val="en-US" w:eastAsia="zh-CN"/>
-        </w:rPr>
-        <w:t>阿宣：小白，如果你与国师开战的话，村子就会毁了，不知有多少村民会家破人亡，收手吧。</w:t>
-      </w:r>
-    </w:p>
-    <w:p>
-      <w:pPr>
-        <w:rPr>
-          <w:rFonts w:hint="default"/>
-          <w:b w:val="0"/>
-          <w:bCs w:val="0"/>
-          <w:color w:val="auto"/>
-          <w:lang w:val="en-US" w:eastAsia="zh-CN"/>
-        </w:rPr>
-      </w:pPr>
-      <w:r>
-        <w:rPr>
-          <w:rFonts w:hint="eastAsia"/>
-          <w:b w:val="0"/>
-          <w:bCs w:val="0"/>
-          <w:color w:val="auto"/>
-          <w:lang w:val="en-US" w:eastAsia="zh-CN"/>
-        </w:rPr>
-        <w:t>阿宣</w:t>
-      </w:r>
-      <w:r>
-        <w:rPr>
-          <w:rFonts w:hint="default"/>
-          <w:b w:val="0"/>
-          <w:bCs w:val="0"/>
-          <w:color w:val="auto"/>
-          <w:lang w:val="en-US" w:eastAsia="zh-CN"/>
-        </w:rPr>
-        <w:t>：</w:t>
-      </w:r>
-      <w:r>
-        <w:rPr>
-          <w:rFonts w:hint="eastAsia"/>
-          <w:b w:val="0"/>
-          <w:bCs w:val="0"/>
-          <w:color w:val="auto"/>
-          <w:lang w:val="en-US" w:eastAsia="zh-CN"/>
-        </w:rPr>
-        <w:t>小白</w:t>
-      </w:r>
-      <w:r>
-        <w:rPr>
-          <w:rFonts w:hint="default"/>
-          <w:b w:val="0"/>
-          <w:bCs w:val="0"/>
-          <w:color w:val="auto"/>
-          <w:lang w:val="en-US" w:eastAsia="zh-CN"/>
-        </w:rPr>
-        <w:t>，你听我说，我把自己变成妖了，我们俩都是妖了。阿宣：你身形巨大，那又怎么样？天地这么大，容下多少山川湖海。我虽然是个最弱最小的妖，但我会拼尽全力去保护你。如果世间容不下我们，我们就一起去这天地的尽头，八荒四海，总有个容身之所。</w:t>
-      </w:r>
-    </w:p>
-    <w:p>
-      <w:pPr>
-        <w:rPr>
-          <w:rFonts w:hint="eastAsia"/>
-          <w:b w:val="0"/>
-          <w:bCs w:val="0"/>
-          <w:color w:val="auto"/>
-          <w:lang w:val="en-US" w:eastAsia="zh-CN"/>
-        </w:rPr>
-      </w:pPr>
-      <w:r>
-        <w:rPr>
-          <w:rFonts w:hint="eastAsia"/>
-          <w:b w:val="0"/>
-          <w:bCs w:val="0"/>
-          <w:color w:val="auto"/>
-          <w:lang w:val="en-US" w:eastAsia="zh-CN"/>
-        </w:rPr>
-        <w:t>正当你犹豫不决之际，异变突生，天空中突然升起一道半球形的壁垒，将你们三人困在了里面，黑色的大手从天而降，将你们三个牢牢压在了地上。</w:t>
-      </w:r>
-    </w:p>
-    <w:p>
-      <w:pPr>
-        <w:pStyle w:val="10"/>
-        <w:widowControl/>
-        <w:numPr>
-          <w:ilvl w:val="0"/>
-          <w:numId w:val="0"/>
-        </w:numPr>
-        <w:spacing w:line="240" w:lineRule="auto"/>
-        <w:jc w:val="center"/>
+      </w:pPr>
+      <w:r>
         <w:rPr>
           <w:rFonts w:hint="eastAsia" w:ascii="宋体" w:hAnsi="宋体" w:eastAsia="宋体"/>
           <w:b/>
           <w:bCs/>
-          <w:sz w:val="21"/>
-          <w:szCs w:val="21"/>
+          <w:color w:val="7030A0"/>
+          <w:sz w:val="20"/>
+          <w:szCs w:val="20"/>
+          <w:highlight w:val="yellow"/>
+          <w:lang w:val="en-US" w:eastAsia="zh-CN"/>
+        </w:rPr>
+        <w:t>（展示bg 16）</w:t>
+      </w:r>
+    </w:p>
+    <w:p>
+      <w:pPr>
+        <w:rPr>
+          <w:rFonts w:hint="eastAsia"/>
+          <w:b w:val="0"/>
+          <w:bCs w:val="0"/>
+          <w:color w:val="auto"/>
+          <w:lang w:val="en-US" w:eastAsia="zh-CN"/>
+        </w:rPr>
+      </w:pPr>
+      <w:r>
+        <w:rPr>
+          <w:rFonts w:hint="eastAsia"/>
+          <w:b w:val="0"/>
+          <w:bCs w:val="0"/>
+          <w:color w:val="auto"/>
+          <w:lang w:val="en-US" w:eastAsia="zh-CN"/>
+        </w:rPr>
+        <w:t>1.你知道他已经修为全废，无法反抗，你内心的善良告诉你不应该赶尽杀绝，于是你停止催动法宝，放他一命。但你由于吸收了大量的外来法力，导致你内息紊乱，不得不现出了原型，并且你的体型也在法力的加持下不断膨胀，挺起身子时超过了二十余米高的寺庙，甚至盘绕在了寺庙的废墟之上。</w:t>
+      </w:r>
+    </w:p>
+    <w:p>
+      <w:pPr>
+        <w:pStyle w:val="10"/>
+        <w:widowControl/>
+        <w:numPr>
+          <w:ilvl w:val="0"/>
+          <w:numId w:val="0"/>
+        </w:numPr>
+        <w:pBdr>
+          <w:top w:val="none" w:color="auto" w:sz="0" w:space="0"/>
+          <w:left w:val="none" w:color="auto" w:sz="0" w:space="0"/>
+          <w:bottom w:val="none" w:color="auto" w:sz="0" w:space="0"/>
+          <w:right w:val="none" w:color="auto" w:sz="0" w:space="0"/>
+        </w:pBdr>
+        <w:spacing w:line="240" w:lineRule="auto"/>
+        <w:jc w:val="both"/>
+        <w:rPr>
+          <w:rFonts w:hint="default"/>
+          <w:b w:val="0"/>
+          <w:bCs w:val="0"/>
+          <w:color w:val="auto"/>
           <w:lang w:val="en-US" w:eastAsia="zh-CN"/>
         </w:rPr>
       </w:pPr>
@@ -22645,6 +23127,282 @@
           <w:rFonts w:hint="eastAsia" w:ascii="宋体" w:hAnsi="宋体" w:eastAsia="宋体"/>
           <w:b/>
           <w:bCs/>
+          <w:color w:val="7030A0"/>
+          <w:sz w:val="20"/>
+          <w:szCs w:val="20"/>
+          <w:highlight w:val="yellow"/>
+          <w:lang w:val="en-US" w:eastAsia="zh-CN"/>
+        </w:rPr>
+        <w:t>（展示bg 16）</w:t>
+      </w:r>
+    </w:p>
+    <w:p>
+      <w:pPr>
+        <w:rPr>
+          <w:rFonts w:hint="eastAsia"/>
+          <w:b w:val="0"/>
+          <w:bCs w:val="0"/>
+          <w:color w:val="auto"/>
+          <w:lang w:val="en-US" w:eastAsia="zh-CN"/>
+        </w:rPr>
+      </w:pPr>
+      <w:r>
+        <w:rPr>
+          <w:rFonts w:hint="eastAsia"/>
+          <w:b w:val="0"/>
+          <w:bCs w:val="0"/>
+          <w:color w:val="auto"/>
+          <w:lang w:val="en-US" w:eastAsia="zh-CN"/>
+        </w:rPr>
+        <w:t>2.为了永决后患，你吸收了他的全部法力与精气，他一命呜呼，但你由于吸收了大量的外来法力，导致你内息紊乱，不得不现出了原型，并且你的体型也在法力的加持下不断膨胀，挺起身子时超过了二十余米高的寺庙，甚至盘绕在了寺庙的废墟之上。并且由于你过量使用玉钗，导致自己神志不清，你惊恐的发现自己不能随意控制自己的身体，大部分时间都只能靠本能行动。</w:t>
+      </w:r>
+    </w:p>
+    <w:p>
+      <w:pPr>
+        <w:rPr>
+          <w:rFonts w:hint="eastAsia"/>
+          <w:b w:val="0"/>
+          <w:bCs w:val="0"/>
+          <w:color w:val="auto"/>
+          <w:lang w:val="en-US" w:eastAsia="zh-CN"/>
+        </w:rPr>
+      </w:pPr>
+    </w:p>
+    <w:p>
+      <w:pPr>
+        <w:rPr>
+          <w:rFonts w:hint="eastAsia"/>
+          <w:b w:val="0"/>
+          <w:bCs w:val="0"/>
+          <w:color w:val="auto"/>
+          <w:lang w:val="en-US" w:eastAsia="zh-CN"/>
+        </w:rPr>
+      </w:pPr>
+      <w:r>
+        <w:rPr>
+          <w:rFonts w:hint="eastAsia"/>
+          <w:b w:val="0"/>
+          <w:bCs w:val="0"/>
+          <w:color w:val="auto"/>
+          <w:lang w:val="en-US" w:eastAsia="zh-CN"/>
+        </w:rPr>
+        <w:t>小青看出了你的状况不佳，于是为你带路，准备和即将来袭的国师决一死战，你们通过国师弟子知道了国师将会到捕蛇村的消息，便连忙赶了过去。</w:t>
+      </w:r>
+    </w:p>
+    <w:p>
+      <w:pPr>
+        <w:pStyle w:val="10"/>
+        <w:widowControl/>
+        <w:numPr>
+          <w:ilvl w:val="0"/>
+          <w:numId w:val="0"/>
+        </w:numPr>
+        <w:pBdr>
+          <w:top w:val="none" w:color="auto" w:sz="0" w:space="0"/>
+          <w:left w:val="none" w:color="auto" w:sz="0" w:space="0"/>
+          <w:bottom w:val="none" w:color="auto" w:sz="0" w:space="0"/>
+          <w:right w:val="none" w:color="auto" w:sz="0" w:space="0"/>
+        </w:pBdr>
+        <w:spacing w:line="240" w:lineRule="auto"/>
+        <w:jc w:val="both"/>
+        <w:rPr>
+          <w:rFonts w:hint="eastAsia"/>
+          <w:b w:val="0"/>
+          <w:bCs w:val="0"/>
+          <w:color w:val="auto"/>
+          <w:lang w:val="en-US" w:eastAsia="zh-CN"/>
+        </w:rPr>
+      </w:pPr>
+      <w:r>
+        <w:rPr>
+          <w:rFonts w:hint="eastAsia" w:ascii="宋体" w:hAnsi="宋体" w:eastAsia="宋体"/>
+          <w:b/>
+          <w:bCs/>
+          <w:color w:val="7030A0"/>
+          <w:sz w:val="20"/>
+          <w:szCs w:val="20"/>
+          <w:highlight w:val="yellow"/>
+          <w:lang w:val="en-US" w:eastAsia="zh-CN"/>
+        </w:rPr>
+        <w:t>（展示bg 19）</w:t>
+      </w:r>
+    </w:p>
+    <w:p>
+      <w:pPr>
+        <w:rPr>
+          <w:rFonts w:hint="eastAsia"/>
+          <w:b w:val="0"/>
+          <w:bCs w:val="0"/>
+          <w:color w:val="auto"/>
+          <w:lang w:val="en-US" w:eastAsia="zh-CN"/>
+        </w:rPr>
+      </w:pPr>
+      <w:r>
+        <w:rPr>
+          <w:rFonts w:hint="eastAsia"/>
+          <w:b w:val="0"/>
+          <w:bCs w:val="0"/>
+          <w:color w:val="auto"/>
+          <w:lang w:val="en-US" w:eastAsia="zh-CN"/>
+        </w:rPr>
+        <w:t>当你们来到了捕蛇村附近的峡谷，突然被出现的阿宣拦了下来，你和小青发现阿宣的屁股上长出来一条狗尾巴，这意味着他也变成了妖。</w:t>
+      </w:r>
+    </w:p>
+    <w:p>
+      <w:pPr>
+        <w:rPr>
+          <w:rFonts w:hint="default"/>
+          <w:b w:val="0"/>
+          <w:bCs w:val="0"/>
+          <w:color w:val="auto"/>
+          <w:lang w:val="en-US" w:eastAsia="zh-CN"/>
+        </w:rPr>
+      </w:pPr>
+      <w:r>
+        <w:rPr>
+          <w:rFonts w:hint="eastAsia"/>
+          <w:b w:val="0"/>
+          <w:bCs w:val="0"/>
+          <w:color w:val="auto"/>
+          <w:lang w:val="en-US" w:eastAsia="zh-CN"/>
+        </w:rPr>
+        <w:t>阿宣：小白，如果你与国师开战的话，村子就会毁了，不知有多少村民会家破人亡，收手吧。</w:t>
+      </w:r>
+    </w:p>
+    <w:p>
+      <w:pPr>
+        <w:rPr>
+          <w:rFonts w:hint="default"/>
+          <w:b w:val="0"/>
+          <w:bCs w:val="0"/>
+          <w:color w:val="auto"/>
+          <w:lang w:val="en-US" w:eastAsia="zh-CN"/>
+        </w:rPr>
+      </w:pPr>
+      <w:r>
+        <w:rPr>
+          <w:rFonts w:hint="eastAsia"/>
+          <w:b w:val="0"/>
+          <w:bCs w:val="0"/>
+          <w:color w:val="auto"/>
+          <w:lang w:val="en-US" w:eastAsia="zh-CN"/>
+        </w:rPr>
+        <w:t>阿宣</w:t>
+      </w:r>
+      <w:r>
+        <w:rPr>
+          <w:rFonts w:hint="default"/>
+          <w:b w:val="0"/>
+          <w:bCs w:val="0"/>
+          <w:color w:val="auto"/>
+          <w:lang w:val="en-US" w:eastAsia="zh-CN"/>
+        </w:rPr>
+        <w:t>：</w:t>
+      </w:r>
+      <w:r>
+        <w:rPr>
+          <w:rFonts w:hint="eastAsia"/>
+          <w:b w:val="0"/>
+          <w:bCs w:val="0"/>
+          <w:color w:val="auto"/>
+          <w:lang w:val="en-US" w:eastAsia="zh-CN"/>
+        </w:rPr>
+        <w:t>小白</w:t>
+      </w:r>
+      <w:r>
+        <w:rPr>
+          <w:rFonts w:hint="default"/>
+          <w:b w:val="0"/>
+          <w:bCs w:val="0"/>
+          <w:color w:val="auto"/>
+          <w:lang w:val="en-US" w:eastAsia="zh-CN"/>
+        </w:rPr>
+        <w:t>，你听我说，我把自己变成妖了，我们俩都是妖了。阿宣：你身形巨大，那又怎么样？天地这么大，容下多少山川湖海。我虽然是个最弱最小的妖，但我会拼尽全力去保护你。如果世间容不下我们，我们就一起去这天地的尽头，八荒四海，总有个容身之所。</w:t>
+      </w:r>
+    </w:p>
+    <w:p>
+      <w:pPr>
+        <w:pStyle w:val="10"/>
+        <w:widowControl/>
+        <w:numPr>
+          <w:ilvl w:val="0"/>
+          <w:numId w:val="0"/>
+        </w:numPr>
+        <w:pBdr>
+          <w:top w:val="none" w:color="auto" w:sz="0" w:space="0"/>
+          <w:left w:val="none" w:color="auto" w:sz="0" w:space="0"/>
+          <w:bottom w:val="none" w:color="auto" w:sz="0" w:space="0"/>
+          <w:right w:val="none" w:color="auto" w:sz="0" w:space="0"/>
+        </w:pBdr>
+        <w:spacing w:line="240" w:lineRule="auto"/>
+        <w:jc w:val="both"/>
+        <w:rPr>
+          <w:rFonts w:hint="default"/>
+          <w:b w:val="0"/>
+          <w:bCs w:val="0"/>
+          <w:color w:val="auto"/>
+          <w:lang w:val="en-US" w:eastAsia="zh-CN"/>
+        </w:rPr>
+      </w:pPr>
+      <w:r>
+        <w:rPr>
+          <w:rFonts w:hint="eastAsia" w:ascii="宋体" w:hAnsi="宋体" w:eastAsia="宋体"/>
+          <w:b/>
+          <w:bCs/>
+          <w:color w:val="7030A0"/>
+          <w:sz w:val="20"/>
+          <w:szCs w:val="20"/>
+          <w:highlight w:val="yellow"/>
+          <w:lang w:val="en-US" w:eastAsia="zh-CN"/>
+        </w:rPr>
+        <w:t>（展示bg 20）</w:t>
+      </w:r>
+    </w:p>
+    <w:p>
+      <w:pPr>
+        <w:rPr>
+          <w:rFonts w:hint="eastAsia"/>
+          <w:b w:val="0"/>
+          <w:bCs w:val="0"/>
+          <w:color w:val="auto"/>
+          <w:lang w:val="en-US" w:eastAsia="zh-CN"/>
+        </w:rPr>
+      </w:pPr>
+      <w:r>
+        <w:rPr>
+          <w:rFonts w:hint="eastAsia"/>
+          <w:b w:val="0"/>
+          <w:bCs w:val="0"/>
+          <w:color w:val="auto"/>
+          <w:lang w:val="en-US" w:eastAsia="zh-CN"/>
+        </w:rPr>
+        <w:t>正当你犹豫不决之际，异变突生，天空中突然升起一道半球形的壁垒，将你们三人困在了里面，黑色的大手从天而降，将你们三个牢牢压在了地上。</w:t>
+      </w:r>
+    </w:p>
+    <w:p>
+      <w:pPr>
+        <w:pStyle w:val="10"/>
+        <w:widowControl/>
+        <w:numPr>
+          <w:ilvl w:val="0"/>
+          <w:numId w:val="0"/>
+        </w:numPr>
+        <w:spacing w:line="240" w:lineRule="auto"/>
+        <w:jc w:val="center"/>
+        <w:rPr>
+          <w:rFonts w:hint="eastAsia" w:ascii="宋体" w:hAnsi="宋体" w:eastAsia="宋体"/>
+          <w:b/>
+          <w:bCs/>
+          <w:sz w:val="21"/>
+          <w:szCs w:val="21"/>
+          <w:lang w:val="en-US" w:eastAsia="zh-CN"/>
+        </w:rPr>
+      </w:pPr>
+      <w:r>
+        <w:rPr>
+          <w:rFonts w:hint="eastAsia" w:ascii="宋体" w:hAnsi="宋体" w:eastAsia="宋体"/>
+          <w:b/>
+          <w:bCs/>
           <w:sz w:val="21"/>
           <w:szCs w:val="21"/>
           <w:lang w:val="en-US" w:eastAsia="zh-CN"/>
@@ -22702,6 +23460,44 @@
           <w:lang w:val="en-US" w:eastAsia="zh-CN"/>
         </w:rPr>
         <w:t>国师：竟然是这么一条巨蟒，多亏了你这个小妖怪，才能预先布下这个困妖阵。你们就等着形神俱灭吧。</w:t>
+      </w:r>
+    </w:p>
+    <w:p>
+      <w:pPr>
+        <w:pStyle w:val="10"/>
+        <w:widowControl/>
+        <w:numPr>
+          <w:ilvl w:val="0"/>
+          <w:numId w:val="0"/>
+        </w:numPr>
+        <w:pBdr>
+          <w:top w:val="none" w:color="auto" w:sz="0" w:space="0"/>
+          <w:left w:val="none" w:color="auto" w:sz="0" w:space="0"/>
+          <w:bottom w:val="none" w:color="auto" w:sz="0" w:space="0"/>
+          <w:right w:val="none" w:color="auto" w:sz="0" w:space="0"/>
+        </w:pBdr>
+        <w:spacing w:line="240" w:lineRule="auto"/>
+        <w:jc w:val="both"/>
+        <w:rPr>
+          <w:rFonts w:hint="eastAsia"/>
+          <w:b w:val="0"/>
+          <w:bCs w:val="0"/>
+          <w:color w:val="auto"/>
+          <w:lang w:val="en-US" w:eastAsia="zh-CN"/>
+        </w:rPr>
+      </w:pPr>
+      <w:r>
+        <w:rPr>
+          <w:rFonts w:hint="eastAsia" w:ascii="宋体" w:hAnsi="宋体" w:eastAsia="宋体"/>
+          <w:b/>
+          <w:bCs/>
+          <w:color w:val="7030A0"/>
+          <w:sz w:val="20"/>
+          <w:szCs w:val="20"/>
+          <w:highlight w:val="yellow"/>
+          <w:lang w:val="en-US" w:eastAsia="zh-CN"/>
+        </w:rPr>
+        <w:t>（展示bg 21）</w:t>
       </w:r>
     </w:p>
     <w:p>
@@ -23333,6 +24129,44 @@
     </w:p>
     <w:p>
       <w:pPr>
+        <w:pStyle w:val="10"/>
+        <w:widowControl/>
+        <w:numPr>
+          <w:ilvl w:val="0"/>
+          <w:numId w:val="0"/>
+        </w:numPr>
+        <w:pBdr>
+          <w:top w:val="none" w:color="auto" w:sz="0" w:space="0"/>
+          <w:left w:val="none" w:color="auto" w:sz="0" w:space="0"/>
+          <w:bottom w:val="none" w:color="auto" w:sz="0" w:space="0"/>
+          <w:right w:val="none" w:color="auto" w:sz="0" w:space="0"/>
+        </w:pBdr>
+        <w:spacing w:line="240" w:lineRule="auto"/>
+        <w:jc w:val="both"/>
+        <w:rPr>
+          <w:rFonts w:hint="eastAsia"/>
+          <w:b w:val="0"/>
+          <w:bCs w:val="0"/>
+          <w:color w:val="auto"/>
+          <w:lang w:val="en-US" w:eastAsia="zh-CN"/>
+        </w:rPr>
+      </w:pPr>
+      <w:r>
+        <w:rPr>
+          <w:rFonts w:hint="eastAsia" w:ascii="宋体" w:hAnsi="宋体" w:eastAsia="宋体"/>
+          <w:b/>
+          <w:bCs/>
+          <w:color w:val="7030A0"/>
+          <w:sz w:val="20"/>
+          <w:szCs w:val="20"/>
+          <w:highlight w:val="yellow"/>
+          <w:lang w:val="en-US" w:eastAsia="zh-CN"/>
+        </w:rPr>
+        <w:t>（展示bg 22）</w:t>
+      </w:r>
+    </w:p>
+    <w:p>
+      <w:pPr>
         <w:rPr>
           <w:rFonts w:hint="default"/>
           <w:b w:val="0"/>
@@ -23496,6 +24330,20 @@
     </w:p>
     <w:p>
       <w:pPr>
+        <w:pStyle w:val="10"/>
+        <w:widowControl/>
+        <w:numPr>
+          <w:ilvl w:val="0"/>
+          <w:numId w:val="0"/>
+        </w:numPr>
+        <w:pBdr>
+          <w:top w:val="none" w:color="auto" w:sz="0" w:space="0"/>
+          <w:left w:val="none" w:color="auto" w:sz="0" w:space="0"/>
+          <w:bottom w:val="none" w:color="auto" w:sz="0" w:space="0"/>
+          <w:right w:val="none" w:color="auto" w:sz="0" w:space="0"/>
+        </w:pBdr>
+        <w:spacing w:line="240" w:lineRule="auto"/>
+        <w:jc w:val="both"/>
         <w:rPr>
           <w:rFonts w:hint="eastAsia"/>
           <w:b w:val="0"/>
@@ -23506,12 +24354,36 @@
       </w:pPr>
       <w:r>
         <w:rPr>
+          <w:rFonts w:hint="eastAsia" w:ascii="宋体" w:hAnsi="宋体" w:eastAsia="宋体"/>
+          <w:b/>
+          <w:bCs/>
+          <w:color w:val="7030A0"/>
+          <w:sz w:val="20"/>
+          <w:szCs w:val="20"/>
+          <w:highlight w:val="yellow"/>
+          <w:lang w:val="en-US" w:eastAsia="zh-CN"/>
+        </w:rPr>
+        <w:t>（展示bg 24）</w:t>
+      </w:r>
+    </w:p>
+    <w:p>
+      <w:pPr>
+        <w:rPr>
           <w:rFonts w:hint="eastAsia"/>
           <w:b w:val="0"/>
           <w:bCs w:val="0"/>
           <w:color w:val="auto"/>
           <w:lang w:val="en-US" w:eastAsia="zh-CN"/>
         </w:rPr>
+      </w:pPr>
+      <w:r>
+        <w:rPr>
+          <w:rFonts w:hint="eastAsia"/>
+          <w:b w:val="0"/>
+          <w:bCs w:val="0"/>
+          <w:color w:val="auto"/>
+          <w:lang w:val="en-US" w:eastAsia="zh-CN"/>
+        </w:rPr>
         <w:t>思绪回到现在（五百年后），你从玉钗中获取的记忆已了然于心，你现在终于知道自己屡屡突破失败的原因。</w:t>
       </w:r>
     </w:p>
@@ -23580,6 +24452,20 @@
     </w:p>
     <w:p>
       <w:pPr>
+        <w:pStyle w:val="10"/>
+        <w:widowControl/>
+        <w:numPr>
+          <w:ilvl w:val="0"/>
+          <w:numId w:val="0"/>
+        </w:numPr>
+        <w:pBdr>
+          <w:top w:val="none" w:color="auto" w:sz="0" w:space="0"/>
+          <w:left w:val="none" w:color="auto" w:sz="0" w:space="0"/>
+          <w:bottom w:val="none" w:color="auto" w:sz="0" w:space="0"/>
+          <w:right w:val="none" w:color="auto" w:sz="0" w:space="0"/>
+        </w:pBdr>
+        <w:spacing w:line="240" w:lineRule="auto"/>
+        <w:jc w:val="both"/>
         <w:rPr>
           <w:rFonts w:hint="eastAsia"/>
           <w:b w:val="0"/>
@@ -23590,12 +24476,36 @@
       </w:pPr>
       <w:r>
         <w:rPr>
+          <w:rFonts w:hint="eastAsia" w:ascii="宋体" w:hAnsi="宋体" w:eastAsia="宋体"/>
+          <w:b/>
+          <w:bCs/>
+          <w:color w:val="7030A0"/>
+          <w:sz w:val="20"/>
+          <w:szCs w:val="20"/>
+          <w:highlight w:val="yellow"/>
+          <w:lang w:val="en-US" w:eastAsia="zh-CN"/>
+        </w:rPr>
+        <w:t>（展示bg 23）</w:t>
+      </w:r>
+    </w:p>
+    <w:p>
+      <w:pPr>
+        <w:rPr>
           <w:rFonts w:hint="eastAsia"/>
           <w:b w:val="0"/>
           <w:bCs w:val="0"/>
           <w:color w:val="auto"/>
           <w:lang w:val="en-US" w:eastAsia="zh-CN"/>
         </w:rPr>
+      </w:pPr>
+      <w:r>
+        <w:rPr>
+          <w:rFonts w:hint="eastAsia"/>
+          <w:b w:val="0"/>
+          <w:bCs w:val="0"/>
+          <w:color w:val="auto"/>
+          <w:lang w:val="en-US" w:eastAsia="zh-CN"/>
+        </w:rPr>
         <w:t>一天上午，春雨蒙蒙，你和小青走在桥上，有意落下那支珠钗。</w:t>
       </w:r>
     </w:p>
@@ -23727,6 +24637,59 @@
     </w:p>
     <w:p>
       <w:pPr>
+        <w:pStyle w:val="10"/>
+        <w:widowControl/>
+        <w:numPr>
+          <w:ilvl w:val="0"/>
+          <w:numId w:val="0"/>
+        </w:numPr>
+        <w:pBdr>
+          <w:top w:val="none" w:color="auto" w:sz="0" w:space="0"/>
+          <w:left w:val="none" w:color="auto" w:sz="0" w:space="0"/>
+          <w:bottom w:val="none" w:color="auto" w:sz="0" w:space="0"/>
+          <w:right w:val="none" w:color="auto" w:sz="0" w:space="0"/>
+        </w:pBdr>
+        <w:spacing w:line="240" w:lineRule="auto"/>
+        <w:jc w:val="both"/>
+        <w:rPr>
+          <w:rFonts w:hint="eastAsia" w:ascii="宋体" w:hAnsi="宋体" w:eastAsia="宋体"/>
+          <w:b w:val="0"/>
+          <w:bCs w:val="0"/>
+          <w:sz w:val="21"/>
+          <w:szCs w:val="21"/>
+          <w:lang w:val="en-US" w:eastAsia="zh-CN"/>
+        </w:rPr>
+      </w:pPr>
+      <w:r>
+        <w:rPr>
+          <w:rFonts w:hint="eastAsia" w:ascii="宋体" w:hAnsi="宋体" w:eastAsia="宋体"/>
+          <w:b/>
+          <w:bCs/>
+          <w:color w:val="7030A0"/>
+          <w:sz w:val="20"/>
+          <w:szCs w:val="20"/>
+          <w:highlight w:val="yellow"/>
+          <w:lang w:val="en-US" w:eastAsia="zh-CN"/>
+        </w:rPr>
+        <w:t>（展示bg 2）</w:t>
+      </w:r>
+    </w:p>
+    <w:p>
+      <w:pPr>
+        <w:pStyle w:val="10"/>
+        <w:widowControl/>
+        <w:numPr>
+          <w:ilvl w:val="0"/>
+          <w:numId w:val="0"/>
+        </w:numPr>
+        <w:pBdr>
+          <w:top w:val="none" w:color="auto" w:sz="0" w:space="0"/>
+          <w:left w:val="none" w:color="auto" w:sz="0" w:space="0"/>
+          <w:bottom w:val="none" w:color="auto" w:sz="0" w:space="0"/>
+          <w:right w:val="none" w:color="auto" w:sz="0" w:space="0"/>
+        </w:pBdr>
+        <w:spacing w:line="240" w:lineRule="auto"/>
+        <w:jc w:val="both"/>
         <w:rPr>
           <w:rFonts w:hint="default"/>
           <w:b w:val="0"/>
@@ -23735,6 +24698,19 @@
           <w:lang w:val="en-US" w:eastAsia="zh-CN"/>
         </w:rPr>
       </w:pPr>
+      <w:r>
+        <w:rPr>
+          <w:rFonts w:hint="eastAsia" w:ascii="宋体" w:hAnsi="宋体" w:eastAsia="宋体"/>
+          <w:b/>
+          <w:bCs/>
+          <w:color w:val="7030A0"/>
+          <w:sz w:val="20"/>
+          <w:szCs w:val="20"/>
+          <w:highlight w:val="yellow"/>
+          <w:lang w:val="en-US" w:eastAsia="zh-CN"/>
+        </w:rPr>
+        <w:t>（展示bg 1）</w:t>
+      </w:r>
     </w:p>
     <w:p>
       <w:pPr>
@@ -23797,11 +24773,12 @@
         </w:rPr>
         <w:t>那么聪明的你，还收获了哪些“宝藏”呢？</w:t>
       </w:r>
+    </w:p>
+    <w:p/>
+    <w:p>
       <w:bookmarkStart w:id="0" w:name="_GoBack"/>
       <w:bookmarkEnd w:id="0"/>
     </w:p>
-    <w:p/>
-    <w:p/>
     <w:p/>
     <w:p/>
     <w:p>

--- a/《白蛇之旅》音效与背景说明文档.docx
+++ b/《白蛇之旅》音效与背景说明文档.docx
@@ -76,7 +76,7 @@
         <w:spacing w:line="240" w:lineRule="auto"/>
         <w:jc w:val="both"/>
         <w:rPr>
-          <w:rFonts w:hint="eastAsia" w:ascii="宋体" w:hAnsi="宋体" w:eastAsia="宋体"/>
+          <w:rFonts w:hint="default" w:ascii="宋体" w:hAnsi="宋体" w:eastAsia="宋体"/>
           <w:b/>
           <w:bCs/>
           <w:sz w:val="21"/>
@@ -97,6 +97,19 @@
         </w:rPr>
         <w:t>（展示bg 1）</w:t>
       </w:r>
+      <w:r>
+        <w:rPr>
+          <w:rFonts w:hint="eastAsia" w:ascii="宋体" w:hAnsi="宋体" w:eastAsia="宋体"/>
+          <w:b/>
+          <w:bCs/>
+          <w:color w:val="7030A0"/>
+          <w:sz w:val="20"/>
+          <w:szCs w:val="20"/>
+          <w:highlight w:val="cyan"/>
+          <w:lang w:val="en-US" w:eastAsia="zh-CN"/>
+        </w:rPr>
+        <w:t>放music1</w:t>
+      </w:r>
     </w:p>
     <w:p>
       <w:pPr>
@@ -375,6 +388,59 @@
         <w:jc w:val="left"/>
         <w:rPr>
           <w:rFonts w:hint="eastAsia" w:ascii="宋体" w:hAnsi="宋体" w:eastAsia="宋体"/>
+          <w:b w:val="0"/>
+          <w:bCs w:val="0"/>
+          <w:sz w:val="21"/>
+          <w:szCs w:val="21"/>
+          <w:lang w:val="en-US" w:eastAsia="zh-CN"/>
+        </w:rPr>
+      </w:pPr>
+      <w:r>
+        <w:rPr>
+          <w:rFonts w:hint="eastAsia" w:ascii="宋体" w:hAnsi="宋体" w:eastAsia="宋体"/>
+          <w:b/>
+          <w:bCs/>
+          <w:color w:val="7030A0"/>
+          <w:sz w:val="20"/>
+          <w:szCs w:val="20"/>
+          <w:highlight w:val="cyan"/>
+          <w:lang w:val="en-US" w:eastAsia="zh-CN"/>
+        </w:rPr>
+        <w:t>停music1</w:t>
+      </w:r>
+    </w:p>
+    <w:p>
+      <w:pPr>
+        <w:pStyle w:val="10"/>
+        <w:widowControl/>
+        <w:numPr>
+          <w:ilvl w:val="0"/>
+          <w:numId w:val="0"/>
+        </w:numPr>
+        <w:spacing w:line="240" w:lineRule="auto"/>
+        <w:jc w:val="left"/>
+        <w:rPr>
+          <w:rFonts w:hint="eastAsia" w:ascii="宋体" w:hAnsi="宋体" w:eastAsia="宋体"/>
+          <w:b w:val="0"/>
+          <w:bCs w:val="0"/>
+          <w:sz w:val="21"/>
+          <w:szCs w:val="21"/>
+          <w:lang w:val="en-US" w:eastAsia="zh-CN"/>
+        </w:rPr>
+      </w:pPr>
+    </w:p>
+    <w:p>
+      <w:pPr>
+        <w:pStyle w:val="10"/>
+        <w:widowControl/>
+        <w:numPr>
+          <w:ilvl w:val="0"/>
+          <w:numId w:val="0"/>
+        </w:numPr>
+        <w:spacing w:line="240" w:lineRule="auto"/>
+        <w:jc w:val="left"/>
+        <w:rPr>
+          <w:rFonts w:hint="eastAsia" w:ascii="宋体" w:hAnsi="宋体" w:eastAsia="宋体"/>
           <w:b/>
           <w:bCs/>
           <w:color w:val="9E0CF2"/>
@@ -4268,6 +4334,39 @@
         <w:spacing w:line="240" w:lineRule="auto"/>
         <w:jc w:val="left"/>
         <w:rPr>
+          <w:rFonts w:hint="default" w:ascii="宋体" w:hAnsi="宋体" w:eastAsia="宋体"/>
+          <w:b w:val="0"/>
+          <w:bCs w:val="0"/>
+          <w:sz w:val="21"/>
+          <w:szCs w:val="21"/>
+          <w:lang w:val="en-US" w:eastAsia="zh-CN"/>
+        </w:rPr>
+      </w:pPr>
+      <w:r>
+        <w:rPr>
+          <w:rFonts w:hint="eastAsia" w:ascii="宋体" w:hAnsi="宋体" w:eastAsia="宋体"/>
+          <w:b/>
+          <w:bCs/>
+          <w:color w:val="7030A0"/>
+          <w:sz w:val="20"/>
+          <w:szCs w:val="20"/>
+          <w:highlight w:val="cyan"/>
+          <w:lang w:val="en-US" w:eastAsia="zh-CN"/>
+        </w:rPr>
+        <w:t>放music3</w:t>
+      </w:r>
+    </w:p>
+    <w:p>
+      <w:pPr>
+        <w:pStyle w:val="10"/>
+        <w:widowControl/>
+        <w:numPr>
+          <w:ilvl w:val="0"/>
+          <w:numId w:val="0"/>
+        </w:numPr>
+        <w:spacing w:line="240" w:lineRule="auto"/>
+        <w:jc w:val="left"/>
+        <w:rPr>
           <w:rFonts w:hint="eastAsia" w:ascii="宋体" w:hAnsi="宋体" w:eastAsia="宋体"/>
           <w:b w:val="0"/>
           <w:bCs w:val="0"/>
@@ -4286,6 +4385,39 @@
           <w:lang w:val="en-US" w:eastAsia="zh-CN"/>
         </w:rPr>
         <w:t>（啊啊啊~啊啊啊啊~船夫哼起了经典的千年等一回的曲调）</w:t>
+      </w:r>
+    </w:p>
+    <w:p>
+      <w:pPr>
+        <w:pStyle w:val="10"/>
+        <w:widowControl/>
+        <w:numPr>
+          <w:ilvl w:val="0"/>
+          <w:numId w:val="0"/>
+        </w:numPr>
+        <w:spacing w:line="240" w:lineRule="auto"/>
+        <w:jc w:val="left"/>
+        <w:rPr>
+          <w:rFonts w:hint="default" w:ascii="宋体" w:hAnsi="宋体" w:eastAsia="宋体"/>
+          <w:b w:val="0"/>
+          <w:bCs w:val="0"/>
+          <w:sz w:val="21"/>
+          <w:szCs w:val="21"/>
+          <w:lang w:val="en-US" w:eastAsia="zh-CN"/>
+        </w:rPr>
+      </w:pPr>
+      <w:r>
+        <w:rPr>
+          <w:rFonts w:hint="eastAsia" w:ascii="宋体" w:hAnsi="宋体" w:eastAsia="宋体"/>
+          <w:b/>
+          <w:bCs/>
+          <w:color w:val="7030A0"/>
+          <w:sz w:val="20"/>
+          <w:szCs w:val="20"/>
+          <w:highlight w:val="cyan"/>
+          <w:lang w:val="en-US" w:eastAsia="zh-CN"/>
+        </w:rPr>
+        <w:t>停music3</w:t>
       </w:r>
     </w:p>
     <w:p>
@@ -4410,7 +4542,7 @@
         <w:spacing w:line="240" w:lineRule="auto"/>
         <w:jc w:val="left"/>
         <w:rPr>
-          <w:rFonts w:hint="default" w:ascii="宋体" w:hAnsi="宋体" w:eastAsia="宋体"/>
+          <w:rFonts w:hint="eastAsia" w:ascii="宋体" w:hAnsi="宋体" w:eastAsia="宋体"/>
           <w:b w:val="0"/>
           <w:bCs w:val="0"/>
           <w:sz w:val="21"/>
@@ -4441,6 +4573,39 @@
         <w:spacing w:line="240" w:lineRule="auto"/>
         <w:jc w:val="left"/>
         <w:rPr>
+          <w:rFonts w:hint="default" w:ascii="宋体" w:hAnsi="宋体" w:eastAsia="宋体"/>
+          <w:b w:val="0"/>
+          <w:bCs w:val="0"/>
+          <w:sz w:val="21"/>
+          <w:szCs w:val="21"/>
+          <w:lang w:val="en-US" w:eastAsia="zh-CN"/>
+        </w:rPr>
+      </w:pPr>
+      <w:r>
+        <w:rPr>
+          <w:rFonts w:hint="eastAsia" w:ascii="宋体" w:hAnsi="宋体" w:eastAsia="宋体"/>
+          <w:b/>
+          <w:bCs/>
+          <w:color w:val="7030A0"/>
+          <w:sz w:val="20"/>
+          <w:szCs w:val="20"/>
+          <w:highlight w:val="cyan"/>
+          <w:lang w:val="en-US" w:eastAsia="zh-CN"/>
+        </w:rPr>
+        <w:t>放music4</w:t>
+      </w:r>
+    </w:p>
+    <w:p>
+      <w:pPr>
+        <w:pStyle w:val="10"/>
+        <w:widowControl/>
+        <w:numPr>
+          <w:ilvl w:val="0"/>
+          <w:numId w:val="0"/>
+        </w:numPr>
+        <w:spacing w:line="240" w:lineRule="auto"/>
+        <w:jc w:val="left"/>
+        <w:rPr>
           <w:rFonts w:hint="eastAsia" w:ascii="宋体" w:hAnsi="宋体" w:eastAsia="宋体"/>
           <w:b w:val="0"/>
           <w:bCs w:val="0"/>
@@ -4460,6 +4625,59 @@
         </w:rPr>
         <w:t>小白不语，只是一味的偷笑，你也一头雾水，不知道是好听还是不好听。</w:t>
       </w:r>
+    </w:p>
+    <w:p>
+      <w:pPr>
+        <w:pStyle w:val="10"/>
+        <w:widowControl/>
+        <w:numPr>
+          <w:ilvl w:val="0"/>
+          <w:numId w:val="0"/>
+        </w:numPr>
+        <w:spacing w:line="240" w:lineRule="auto"/>
+        <w:jc w:val="left"/>
+        <w:rPr>
+          <w:rFonts w:hint="default" w:ascii="宋体" w:hAnsi="宋体" w:eastAsia="宋体"/>
+          <w:b w:val="0"/>
+          <w:bCs w:val="0"/>
+          <w:sz w:val="21"/>
+          <w:szCs w:val="21"/>
+          <w:lang w:val="en-US" w:eastAsia="zh-CN"/>
+        </w:rPr>
+      </w:pPr>
+      <w:r>
+        <w:rPr>
+          <w:rFonts w:hint="eastAsia" w:ascii="宋体" w:hAnsi="宋体" w:eastAsia="宋体"/>
+          <w:b/>
+          <w:bCs/>
+          <w:color w:val="7030A0"/>
+          <w:sz w:val="20"/>
+          <w:szCs w:val="20"/>
+          <w:highlight w:val="cyan"/>
+          <w:lang w:val="en-US" w:eastAsia="zh-CN"/>
+        </w:rPr>
+        <w:t>停music4</w:t>
+      </w:r>
+    </w:p>
+    <w:p>
+      <w:pPr>
+        <w:pStyle w:val="10"/>
+        <w:widowControl/>
+        <w:numPr>
+          <w:ilvl w:val="0"/>
+          <w:numId w:val="0"/>
+        </w:numPr>
+        <w:spacing w:line="240" w:lineRule="auto"/>
+        <w:jc w:val="left"/>
+        <w:rPr>
+          <w:rFonts w:hint="eastAsia" w:ascii="宋体" w:hAnsi="宋体" w:eastAsia="宋体"/>
+          <w:b w:val="0"/>
+          <w:bCs w:val="0"/>
+          <w:sz w:val="21"/>
+          <w:szCs w:val="21"/>
+          <w:lang w:val="en-US" w:eastAsia="zh-CN"/>
+        </w:rPr>
+      </w:pPr>
     </w:p>
     <w:p>
       <w:pPr>
@@ -8204,7 +8422,20 @@
           <w:szCs w:val="21"/>
           <w:lang w:val="en-US" w:eastAsia="zh-CN"/>
         </w:rPr>
-        <w:t>阿宣：天天诛妖除魔，逼我们捕蛇。天下已经乱成这样了，只看到越诛妖除魔，天下越乱。小白，无论怎样有我在。</w:t>
+        <w:t>阿宣：天天诛妖除魔，逼我们捕蛇。天下已经乱成这样了，只看到越诛妖除</w:t>
+      </w:r>
+      <w:bookmarkStart w:id="0" w:name="_GoBack"/>
+      <w:bookmarkEnd w:id="0"/>
+      <w:r>
+        <w:rPr>
+          <w:rFonts w:hint="eastAsia" w:ascii="宋体" w:hAnsi="宋体" w:eastAsia="宋体"/>
+          <w:b w:val="0"/>
+          <w:bCs w:val="0"/>
+          <w:sz w:val="21"/>
+          <w:szCs w:val="21"/>
+          <w:lang w:val="en-US" w:eastAsia="zh-CN"/>
+        </w:rPr>
+        <w:t>魔，天下越乱。小白，无论怎样有我在。</w:t>
       </w:r>
     </w:p>
     <w:p>
@@ -14016,7 +14247,7 @@
         <w:spacing w:line="240" w:lineRule="auto"/>
         <w:jc w:val="both"/>
         <w:rPr>
-          <w:rFonts w:hint="eastAsia" w:ascii="宋体" w:hAnsi="宋体" w:eastAsia="宋体"/>
+          <w:rFonts w:hint="default" w:ascii="宋体" w:hAnsi="宋体" w:eastAsia="宋体"/>
           <w:b/>
           <w:bCs/>
           <w:sz w:val="21"/>
@@ -14037,6 +14268,19 @@
         </w:rPr>
         <w:t>（展示bg 23）</w:t>
       </w:r>
+      <w:r>
+        <w:rPr>
+          <w:rFonts w:hint="eastAsia" w:ascii="宋体" w:hAnsi="宋体" w:eastAsia="宋体"/>
+          <w:b/>
+          <w:bCs/>
+          <w:color w:val="7030A0"/>
+          <w:sz w:val="20"/>
+          <w:szCs w:val="20"/>
+          <w:highlight w:val="cyan"/>
+          <w:lang w:val="en-US" w:eastAsia="zh-CN"/>
+        </w:rPr>
+        <w:t>放music2</w:t>
+      </w:r>
     </w:p>
     <w:p>
       <w:pPr>
@@ -14499,16 +14743,6 @@
         <w:spacing w:line="240" w:lineRule="auto"/>
         <w:jc w:val="both"/>
         <w:rPr>
-          <w:rFonts w:hint="default" w:ascii="宋体" w:hAnsi="宋体" w:eastAsia="宋体"/>
-          <w:b w:val="0"/>
-          <w:bCs w:val="0"/>
-          <w:sz w:val="21"/>
-          <w:szCs w:val="21"/>
-          <w:lang w:val="en-US" w:eastAsia="zh-CN"/>
-        </w:rPr>
-      </w:pPr>
-      <w:r>
-        <w:rPr>
           <w:rFonts w:hint="eastAsia" w:ascii="宋体" w:hAnsi="宋体" w:eastAsia="宋体"/>
           <w:b/>
           <w:bCs/>
@@ -14518,7 +14752,54 @@
           <w:highlight w:val="yellow"/>
           <w:lang w:val="en-US" w:eastAsia="zh-CN"/>
         </w:rPr>
+      </w:pPr>
+      <w:r>
+        <w:rPr>
+          <w:rFonts w:hint="eastAsia" w:ascii="宋体" w:hAnsi="宋体" w:eastAsia="宋体"/>
+          <w:b/>
+          <w:bCs/>
+          <w:color w:val="7030A0"/>
+          <w:sz w:val="20"/>
+          <w:szCs w:val="20"/>
+          <w:highlight w:val="yellow"/>
+          <w:lang w:val="en-US" w:eastAsia="zh-CN"/>
+        </w:rPr>
         <w:t>（展示bg 1）</w:t>
+      </w:r>
+    </w:p>
+    <w:p>
+      <w:pPr>
+        <w:pStyle w:val="10"/>
+        <w:widowControl/>
+        <w:numPr>
+          <w:ilvl w:val="0"/>
+          <w:numId w:val="0"/>
+        </w:numPr>
+        <w:spacing w:line="240" w:lineRule="auto"/>
+        <w:jc w:val="left"/>
+        <w:rPr>
+          <w:rFonts w:hint="default" w:ascii="宋体" w:hAnsi="宋体" w:eastAsia="宋体"/>
+          <w:b/>
+          <w:bCs/>
+          <w:color w:val="7030A0"/>
+          <w:sz w:val="20"/>
+          <w:szCs w:val="20"/>
+          <w:highlight w:val="yellow"/>
+          <w:lang w:val="en-US" w:eastAsia="zh-CN"/>
+        </w:rPr>
+      </w:pPr>
+      <w:r>
+        <w:rPr>
+          <w:rFonts w:hint="eastAsia" w:ascii="宋体" w:hAnsi="宋体" w:eastAsia="宋体"/>
+          <w:b/>
+          <w:bCs/>
+          <w:color w:val="7030A0"/>
+          <w:sz w:val="20"/>
+          <w:szCs w:val="20"/>
+          <w:highlight w:val="cyan"/>
+          <w:lang w:val="en-US" w:eastAsia="zh-CN"/>
+        </w:rPr>
+        <w:t>停music2</w:t>
       </w:r>
     </w:p>
     <w:p>
@@ -17869,6 +18150,39 @@
         <w:spacing w:line="240" w:lineRule="auto"/>
         <w:jc w:val="left"/>
         <w:rPr>
+          <w:rFonts w:hint="default" w:ascii="宋体" w:hAnsi="宋体" w:eastAsia="宋体"/>
+          <w:b w:val="0"/>
+          <w:bCs w:val="0"/>
+          <w:sz w:val="21"/>
+          <w:szCs w:val="21"/>
+          <w:lang w:val="en-US" w:eastAsia="zh-CN"/>
+        </w:rPr>
+      </w:pPr>
+      <w:r>
+        <w:rPr>
+          <w:rFonts w:hint="eastAsia" w:ascii="宋体" w:hAnsi="宋体" w:eastAsia="宋体"/>
+          <w:b/>
+          <w:bCs/>
+          <w:color w:val="7030A0"/>
+          <w:sz w:val="20"/>
+          <w:szCs w:val="20"/>
+          <w:highlight w:val="cyan"/>
+          <w:lang w:val="en-US" w:eastAsia="zh-CN"/>
+        </w:rPr>
+        <w:t>放music3</w:t>
+      </w:r>
+    </w:p>
+    <w:p>
+      <w:pPr>
+        <w:pStyle w:val="10"/>
+        <w:widowControl/>
+        <w:numPr>
+          <w:ilvl w:val="0"/>
+          <w:numId w:val="0"/>
+        </w:numPr>
+        <w:spacing w:line="240" w:lineRule="auto"/>
+        <w:jc w:val="left"/>
+        <w:rPr>
           <w:rFonts w:hint="eastAsia" w:ascii="宋体" w:hAnsi="宋体" w:eastAsia="宋体"/>
           <w:b w:val="0"/>
           <w:bCs w:val="0"/>
@@ -17931,7 +18245,40 @@
         <w:spacing w:line="240" w:lineRule="auto"/>
         <w:jc w:val="left"/>
         <w:rPr>
-          <w:rFonts w:hint="default" w:ascii="宋体" w:hAnsi="宋体" w:eastAsia="宋体"/>
+          <w:rFonts w:hint="eastAsia" w:ascii="宋体" w:hAnsi="宋体" w:eastAsia="宋体"/>
+          <w:b w:val="0"/>
+          <w:bCs w:val="0"/>
+          <w:sz w:val="21"/>
+          <w:szCs w:val="21"/>
+          <w:lang w:val="en-US" w:eastAsia="zh-CN"/>
+        </w:rPr>
+      </w:pPr>
+      <w:r>
+        <w:rPr>
+          <w:rFonts w:hint="eastAsia" w:ascii="宋体" w:hAnsi="宋体" w:eastAsia="宋体"/>
+          <w:b/>
+          <w:bCs/>
+          <w:color w:val="7030A0"/>
+          <w:sz w:val="20"/>
+          <w:szCs w:val="20"/>
+          <w:highlight w:val="cyan"/>
+          <w:lang w:val="en-US" w:eastAsia="zh-CN"/>
+        </w:rPr>
+        <w:t>停music3</w:t>
+      </w:r>
+    </w:p>
+    <w:p>
+      <w:pPr>
+        <w:pStyle w:val="10"/>
+        <w:widowControl/>
+        <w:numPr>
+          <w:ilvl w:val="0"/>
+          <w:numId w:val="0"/>
+        </w:numPr>
+        <w:spacing w:line="240" w:lineRule="auto"/>
+        <w:jc w:val="left"/>
+        <w:rPr>
+          <w:rFonts w:hint="eastAsia" w:ascii="宋体" w:hAnsi="宋体" w:eastAsia="宋体"/>
           <w:b w:val="0"/>
           <w:bCs w:val="0"/>
           <w:sz w:val="21"/>
@@ -17962,6 +18309,39 @@
         <w:spacing w:line="240" w:lineRule="auto"/>
         <w:jc w:val="left"/>
         <w:rPr>
+          <w:rFonts w:hint="default" w:ascii="宋体" w:hAnsi="宋体" w:eastAsia="宋体"/>
+          <w:b w:val="0"/>
+          <w:bCs w:val="0"/>
+          <w:sz w:val="21"/>
+          <w:szCs w:val="21"/>
+          <w:lang w:val="en-US" w:eastAsia="zh-CN"/>
+        </w:rPr>
+      </w:pPr>
+      <w:r>
+        <w:rPr>
+          <w:rFonts w:hint="eastAsia" w:ascii="宋体" w:hAnsi="宋体" w:eastAsia="宋体"/>
+          <w:b/>
+          <w:bCs/>
+          <w:color w:val="7030A0"/>
+          <w:sz w:val="20"/>
+          <w:szCs w:val="20"/>
+          <w:highlight w:val="cyan"/>
+          <w:lang w:val="en-US" w:eastAsia="zh-CN"/>
+        </w:rPr>
+        <w:t>放music4</w:t>
+      </w:r>
+    </w:p>
+    <w:p>
+      <w:pPr>
+        <w:pStyle w:val="10"/>
+        <w:widowControl/>
+        <w:numPr>
+          <w:ilvl w:val="0"/>
+          <w:numId w:val="0"/>
+        </w:numPr>
+        <w:spacing w:line="240" w:lineRule="auto"/>
+        <w:jc w:val="left"/>
+        <w:rPr>
           <w:rFonts w:hint="eastAsia" w:ascii="宋体" w:hAnsi="宋体" w:eastAsia="宋体"/>
           <w:b w:val="0"/>
           <w:bCs w:val="0"/>
@@ -17980,6 +18360,39 @@
           <w:lang w:val="en-US" w:eastAsia="zh-CN"/>
         </w:rPr>
         <w:t>听着他的嗓音，你的心情也好了许多。</w:t>
+      </w:r>
+    </w:p>
+    <w:p>
+      <w:pPr>
+        <w:pStyle w:val="10"/>
+        <w:widowControl/>
+        <w:numPr>
+          <w:ilvl w:val="0"/>
+          <w:numId w:val="0"/>
+        </w:numPr>
+        <w:spacing w:line="240" w:lineRule="auto"/>
+        <w:jc w:val="left"/>
+        <w:rPr>
+          <w:rFonts w:hint="eastAsia" w:ascii="宋体" w:hAnsi="宋体" w:eastAsia="宋体"/>
+          <w:b w:val="0"/>
+          <w:bCs w:val="0"/>
+          <w:sz w:val="21"/>
+          <w:szCs w:val="21"/>
+          <w:lang w:val="en-US" w:eastAsia="zh-CN"/>
+        </w:rPr>
+      </w:pPr>
+      <w:r>
+        <w:rPr>
+          <w:rFonts w:hint="eastAsia" w:ascii="宋体" w:hAnsi="宋体" w:eastAsia="宋体"/>
+          <w:b/>
+          <w:bCs/>
+          <w:color w:val="7030A0"/>
+          <w:sz w:val="20"/>
+          <w:szCs w:val="20"/>
+          <w:highlight w:val="cyan"/>
+          <w:lang w:val="en-US" w:eastAsia="zh-CN"/>
+        </w:rPr>
+        <w:t>停music4</w:t>
       </w:r>
     </w:p>
     <w:p>
@@ -24487,6 +24900,19 @@
         </w:rPr>
         <w:t>（展示bg 23）</w:t>
       </w:r>
+      <w:r>
+        <w:rPr>
+          <w:rFonts w:hint="eastAsia" w:ascii="宋体" w:hAnsi="宋体" w:eastAsia="宋体"/>
+          <w:b/>
+          <w:bCs/>
+          <w:color w:val="7030A0"/>
+          <w:sz w:val="20"/>
+          <w:szCs w:val="20"/>
+          <w:highlight w:val="cyan"/>
+          <w:lang w:val="en-US" w:eastAsia="zh-CN"/>
+        </w:rPr>
+        <w:t>放music2</w:t>
+      </w:r>
     </w:p>
     <w:p>
       <w:pPr>
@@ -24617,6 +25043,35 @@
     <w:p>
       <w:pPr>
         <w:rPr>
+          <w:rFonts w:hint="eastAsia"/>
+          <w:b w:val="0"/>
+          <w:bCs w:val="0"/>
+          <w:color w:val="auto"/>
+          <w:lang w:val="en-US" w:eastAsia="zh-CN"/>
+        </w:rPr>
+      </w:pPr>
+      <w:r>
+        <w:rPr>
+          <w:rFonts w:hint="eastAsia"/>
+          <w:b w:val="0"/>
+          <w:bCs w:val="0"/>
+          <w:color w:val="auto"/>
+          <w:lang w:val="en-US" w:eastAsia="zh-CN"/>
+        </w:rPr>
+        <w:t>小白：说来话长...</w:t>
+      </w:r>
+    </w:p>
+    <w:p>
+      <w:pPr>
+        <w:pStyle w:val="10"/>
+        <w:widowControl/>
+        <w:numPr>
+          <w:ilvl w:val="0"/>
+          <w:numId w:val="0"/>
+        </w:numPr>
+        <w:spacing w:line="240" w:lineRule="auto"/>
+        <w:jc w:val="left"/>
+        <w:rPr>
           <w:rFonts w:hint="default"/>
           <w:b w:val="0"/>
           <w:bCs w:val="0"/>
@@ -24626,13 +25081,16 @@
       </w:pPr>
       <w:r>
         <w:rPr>
-          <w:rFonts w:hint="eastAsia"/>
-          <w:b w:val="0"/>
-          <w:bCs w:val="0"/>
-          <w:color w:val="auto"/>
-          <w:lang w:val="en-US" w:eastAsia="zh-CN"/>
-        </w:rPr>
-        <w:t>小白：说来话长...</w:t>
+          <w:rFonts w:hint="eastAsia" w:ascii="宋体" w:hAnsi="宋体" w:eastAsia="宋体"/>
+          <w:b/>
+          <w:bCs/>
+          <w:color w:val="7030A0"/>
+          <w:sz w:val="20"/>
+          <w:szCs w:val="20"/>
+          <w:highlight w:val="cyan"/>
+          <w:lang w:val="en-US" w:eastAsia="zh-CN"/>
+        </w:rPr>
+        <w:t>停music2</w:t>
       </w:r>
     </w:p>
     <w:p>
@@ -24775,10 +25233,7 @@
       </w:r>
     </w:p>
     <w:p/>
-    <w:p>
-      <w:bookmarkStart w:id="0" w:name="_GoBack"/>
-      <w:bookmarkEnd w:id="0"/>
-    </w:p>
+    <w:p/>
     <w:p/>
     <w:p/>
     <w:p>
